--- a/projects/valuepickr-open-screen/docs/Apollo Micro Systems Ltd.docx
+++ b/projects/valuepickr-open-screen/docs/Apollo Micro Systems Ltd.docx
@@ -32,7 +32,7 @@
           <w:sz w:val="22"/>
           <w:szCs w:val="22"/>
         </w:rPr>
-        <w:t xml:space="preserve">Defense electronics OEM funding a major explosives-sector acquisition off a large capital raise, tempered by promoter-pledge overhang</w:t>
+        <w:t xml:space="preserve">Fast-growing defense-electronics OEM (revenue Rs 298 -&gt; 904 Cr in 3 years, 40-45% growth guided, Rs 1,704 Cr order backlog) making a large all-cash bet on explosives via a 41% Premier Explosives stake -- but the stock trades at ~128x earnings, promoter pledge is 30.5% of holding, operating cash flow is negative (~ -Rs 130 Cr FY26), and Premier itself just posted a -28% revenue quarter.</w:t>
       </w:r>
     </w:p>
     <w:p>
@@ -99,115 +99,223 @@
           </w:tcPr>
           <w:p>
             <w:r>
-              <w:t xml:space="preserve">Rs 14,314 Cr</w:t>
-            </w:r>
-          </w:p>
-        </w:tc>
-      </w:tr>
-      <w:tr>
-        <w:tc>
-          <w:tcPr>
-            <w:tcW w:type="dxa" w:w="3200"/>
-            <w:shd w:fill="F2F2F2" w:val="clear"/>
-          </w:tcPr>
-          <w:p>
-            <w:r>
-              <w:rPr>
-                <w:b/>
-                <w:bCs/>
-              </w:rPr>
-              <w:t xml:space="preserve">ROE</w:t>
-            </w:r>
-          </w:p>
-        </w:tc>
-        <w:tc>
-          <w:tcPr>
-            <w:tcW w:type="dxa" w:w="5800"/>
-          </w:tcPr>
-          <w:p>
-            <w:r>
-              <w:t xml:space="preserve">11.8% (some sources: 9.29%)</w:t>
-            </w:r>
-          </w:p>
-        </w:tc>
-      </w:tr>
-      <w:tr>
-        <w:tc>
-          <w:tcPr>
-            <w:tcW w:type="dxa" w:w="3200"/>
-            <w:shd w:fill="F2F2F2" w:val="clear"/>
-          </w:tcPr>
-          <w:p>
-            <w:r>
-              <w:rPr>
-                <w:b/>
-                <w:bCs/>
-              </w:rPr>
-              <w:t xml:space="preserve">ROCE</w:t>
-            </w:r>
-          </w:p>
-        </w:tc>
-        <w:tc>
-          <w:tcPr>
-            <w:tcW w:type="dxa" w:w="5800"/>
-          </w:tcPr>
-          <w:p>
-            <w:r>
-              <w:t xml:space="preserve">14.5% (some sources: 16.16%)</w:t>
-            </w:r>
-          </w:p>
-        </w:tc>
-      </w:tr>
-      <w:tr>
-        <w:tc>
-          <w:tcPr>
-            <w:tcW w:type="dxa" w:w="3200"/>
-            <w:shd w:fill="F2F2F2" w:val="clear"/>
-          </w:tcPr>
-          <w:p>
-            <w:r>
-              <w:rPr>
-                <w:b/>
-                <w:bCs/>
-              </w:rPr>
-              <w:t xml:space="preserve">Debt</w:t>
-            </w:r>
-          </w:p>
-        </w:tc>
-        <w:tc>
-          <w:tcPr>
-            <w:tcW w:type="dxa" w:w="5800"/>
-          </w:tcPr>
-          <w:p>
-            <w:r>
-              <w:t xml:space="preserve">D/E 0.55</w:t>
-            </w:r>
-          </w:p>
-        </w:tc>
-      </w:tr>
-      <w:tr>
-        <w:tc>
-          <w:tcPr>
-            <w:tcW w:type="dxa" w:w="3200"/>
-            <w:shd w:fill="F2F2F2" w:val="clear"/>
-          </w:tcPr>
-          <w:p>
-            <w:r>
-              <w:rPr>
-                <w:b/>
-                <w:bCs/>
-              </w:rPr>
-              <w:t xml:space="preserve">Revenue growth</w:t>
-            </w:r>
-          </w:p>
-        </w:tc>
-        <w:tc>
-          <w:tcPr>
-            <w:tcW w:type="dxa" w:w="5800"/>
-          </w:tcPr>
-          <w:p>
-            <w:r>
-              <w:t xml:space="preserve">17.98% CAGR; 5yr profit CAGR 61.6%</w:t>
+              <w:t xml:space="preserve">~Rs 15,531 Cr (price ~Rs 418)</w:t>
+            </w:r>
+          </w:p>
+        </w:tc>
+      </w:tr>
+      <w:tr>
+        <w:tc>
+          <w:tcPr>
+            <w:tcW w:type="dxa" w:w="3200"/>
+            <w:shd w:fill="F2F2F2" w:val="clear"/>
+          </w:tcPr>
+          <w:p>
+            <w:r>
+              <w:rPr>
+                <w:b/>
+                <w:bCs/>
+              </w:rPr>
+              <w:t xml:space="preserve">P/E / P/B</w:t>
+            </w:r>
+          </w:p>
+        </w:tc>
+        <w:tc>
+          <w:tcPr>
+            <w:tcW w:type="dxa" w:w="5800"/>
+          </w:tcPr>
+          <w:p>
+            <w:r>
+              <w:t xml:space="preserve">~128x / ~11.4x -- priced for years of sustained hypergrowth</w:t>
+            </w:r>
+          </w:p>
+        </w:tc>
+      </w:tr>
+      <w:tr>
+        <w:tc>
+          <w:tcPr>
+            <w:tcW w:type="dxa" w:w="3200"/>
+            <w:shd w:fill="F2F2F2" w:val="clear"/>
+          </w:tcPr>
+          <w:p>
+            <w:r>
+              <w:rPr>
+                <w:b/>
+                <w:bCs/>
+              </w:rPr>
+              <w:t xml:space="preserve">ROCE / ROE</w:t>
+            </w:r>
+          </w:p>
+        </w:tc>
+        <w:tc>
+          <w:tcPr>
+            <w:tcW w:type="dxa" w:w="5800"/>
+          </w:tcPr>
+          <w:p>
+            <w:r>
+              <w:t xml:space="preserve">14.5% / 11.8% -- revenue growth is fast but returns are stuck below 15%, dragged by working-capital intensity</w:t>
+            </w:r>
+          </w:p>
+        </w:tc>
+      </w:tr>
+      <w:tr>
+        <w:tc>
+          <w:tcPr>
+            <w:tcW w:type="dxa" w:w="3200"/>
+            <w:shd w:fill="F2F2F2" w:val="clear"/>
+          </w:tcPr>
+          <w:p>
+            <w:r>
+              <w:rPr>
+                <w:b/>
+                <w:bCs/>
+              </w:rPr>
+              <w:t xml:space="preserve">Revenue / PAT</w:t>
+            </w:r>
+          </w:p>
+        </w:tc>
+        <w:tc>
+          <w:tcPr>
+            <w:tcW w:type="dxa" w:w="5800"/>
+          </w:tcPr>
+          <w:p>
+            <w:r>
+              <w:t xml:space="preserve">FY23-26 revenue Rs 298 -&gt; 372 -&gt; 562 -&gt; 904 Cr (~45% CAGR); PAT Rs 19 -&gt; 31 -&gt; 56 -&gt; 107 Cr; OPM stable ~22-24%</w:t>
+            </w:r>
+          </w:p>
+        </w:tc>
+      </w:tr>
+      <w:tr>
+        <w:tc>
+          <w:tcPr>
+            <w:tcW w:type="dxa" w:w="3200"/>
+            <w:shd w:fill="F2F2F2" w:val="clear"/>
+          </w:tcPr>
+          <w:p>
+            <w:r>
+              <w:rPr>
+                <w:b/>
+                <w:bCs/>
+              </w:rPr>
+              <w:t xml:space="preserve">Q1 FY27 (Jun 2026)</w:t>
+            </w:r>
+          </w:p>
+        </w:tc>
+        <w:tc>
+          <w:tcPr>
+            <w:tcW w:type="dxa" w:w="5800"/>
+          </w:tcPr>
+          <w:p>
+            <w:r>
+              <w:t xml:space="preserve">Consol revenue Rs 251 Cr +88% YoY; EBITDA Rs 54 Cr +31% (margin ~21.5%); PAT Rs 25 Cr +43%</w:t>
+            </w:r>
+          </w:p>
+        </w:tc>
+      </w:tr>
+      <w:tr>
+        <w:tc>
+          <w:tcPr>
+            <w:tcW w:type="dxa" w:w="3200"/>
+            <w:shd w:fill="F2F2F2" w:val="clear"/>
+          </w:tcPr>
+          <w:p>
+            <w:r>
+              <w:rPr>
+                <w:b/>
+                <w:bCs/>
+              </w:rPr>
+              <w:t xml:space="preserve">Order book</w:t>
+            </w:r>
+          </w:p>
+        </w:tc>
+        <w:tc>
+          <w:tcPr>
+            <w:tcW w:type="dxa" w:w="5800"/>
+          </w:tcPr>
+          <w:p>
+            <w:r>
+              <w:t xml:space="preserve">Rs 1,704 Cr consolidated (8 Aug 2026); management expects Rs 2,500-3,000 Cr more from QRSAM / MIGM by FY27-end; MIGM ~Rs 3,500 Cr with ~70% share to Apollo, PO expected Dec-26/Jan-27</w:t>
+            </w:r>
+          </w:p>
+        </w:tc>
+      </w:tr>
+      <w:tr>
+        <w:tc>
+          <w:tcPr>
+            <w:tcW w:type="dxa" w:w="3200"/>
+            <w:shd w:fill="F2F2F2" w:val="clear"/>
+          </w:tcPr>
+          <w:p>
+            <w:r>
+              <w:rPr>
+                <w:b/>
+                <w:bCs/>
+              </w:rPr>
+              <w:t xml:space="preserve">Premier Explosives</w:t>
+            </w:r>
+          </w:p>
+        </w:tc>
+        <w:tc>
+          <w:tcPr>
+            <w:tcW w:type="dxa" w:w="5800"/>
+          </w:tcPr>
+          <w:p>
+            <w:r>
+              <w:t xml:space="preserve">41.33% promoter stake for ~Rs 1,550 Cr all-cash (signed 9 Jul 2026) + mandatory open offer for 25% at Rs 698/share; Premier Q1 FY27 revenue -28% to Rs 102.6 Cr, aims Rs 600 Cr FY27</w:t>
+            </w:r>
+          </w:p>
+        </w:tc>
+      </w:tr>
+      <w:tr>
+        <w:tc>
+          <w:tcPr>
+            <w:tcW w:type="dxa" w:w="3200"/>
+            <w:shd w:fill="F2F2F2" w:val="clear"/>
+          </w:tcPr>
+          <w:p>
+            <w:r>
+              <w:rPr>
+                <w:b/>
+                <w:bCs/>
+              </w:rPr>
+              <w:t xml:space="preserve">Operating cash flow</w:t>
+            </w:r>
+          </w:p>
+        </w:tc>
+        <w:tc>
+          <w:tcPr>
+            <w:tcW w:type="dxa" w:w="5800"/>
+          </w:tcPr>
+          <w:p>
+            <w:r>
+              <w:t xml:space="preserve">FY24/25/26 CFO Rs -76 / 10 / -130 Cr -- negative as receivables build with the OEM ramp</w:t>
+            </w:r>
+          </w:p>
+        </w:tc>
+      </w:tr>
+      <w:tr>
+        <w:tc>
+          <w:tcPr>
+            <w:tcW w:type="dxa" w:w="3200"/>
+            <w:shd w:fill="F2F2F2" w:val="clear"/>
+          </w:tcPr>
+          <w:p>
+            <w:r>
+              <w:rPr>
+                <w:b/>
+                <w:bCs/>
+              </w:rPr>
+              <w:t xml:space="preserve">Debt / pledge</w:t>
+            </w:r>
+          </w:p>
+        </w:tc>
+        <w:tc>
+          <w:tcPr>
+            <w:tcW w:type="dxa" w:w="5800"/>
+          </w:tcPr>
+          <w:p>
+            <w:r>
+              <w:t xml:space="preserve">Borrowings ~Rs 543 Cr FY26, D/E ~0.43; promoter holding 49.98% with 30.5% of it pledged</w:t>
             </w:r>
           </w:p>
         </w:tc>
@@ -250,7 +358,7 @@
         <w:spacing w:after="120"/>
       </w:pPr>
       <w:r>
-        <w:t xml:space="preserve">Solid growth and profitability for a defense-electronics OEM, trading at 10.5x book value. Recently raised ~Rs 3,300 Cr, of which ~Rs 1,550 Cr funded a 41% stake acquisition in Premier Explosives plus a mandatory open offer for another 25% at Rs 698/share -- a major strategic bet on explosives manufacturing (defense-adjacent, structurally tight global supply per community discussion of post-conflict stockpile rebuilding).</w:t>
+        <w:t xml:space="preserve">Apollo Micro Systems is a genuinely fast-growing defense-electronics company transitioning from sub-system/component supply to full weapon-system OEM (missiles, mines, radar), with a strong recent record: revenue Rs 298 Cr (FY23) to Rs 904 Cr (FY26), ~45% CAGR, PAT Rs 19 -&gt; 107 Cr, EBITDA margin stable at ~22-24%, order backlog Rs 1,704 Cr (Aug 2026) with a large pipeline (MIGM ~Rs 3,500 Cr at ~70% Apollo share, PO expected Dec-26/Jan-27; QRSAM; Moored Mines entering production; PINAKA). Q1 FY27 revenue grew 88% and management reaffirmed 40-45% growth for FY27. The strategic move is a large all-cash acquisition of a 41.33% promoter stake in Premier Explosives for ~Rs 1,550 Cr (signed 9 Jul 2026), plus a mandatory 25% open offer at Rs 698 -- backward integration into propellants/explosives, a structurally tight defense-adjacent input. The concerns are real and stack up: the stock trades at ~128x earnings and ~11x book, so almost any plausible growth path still leaves it expensive; promoter holding is only 49.98% and 30.5% of that is pledged; operating cash flow was -Rs 76 Cr (FY24) and -Rs 130 Cr (FY26) as receivables build; ROCE is stuck at ~14.5% despite the growth; and Premier Explosives itself posted a -28% revenue quarter, so the acquisition adds lower-margin revenue and integration risk before synergies are proven.</w:t>
       </w:r>
     </w:p>
     <w:p>
@@ -259,7 +367,7 @@
         <w:spacing w:after="120" w:before="280"/>
       </w:pPr>
       <w:r>
-        <w:t xml:space="preserve">Technical Read (Weekly / Monthly MACD + Bollinger Bands, or RSI/CCI/Williams %R proxy)</w:t>
+        <w:t xml:space="preserve">Deep-Dive: Primary Documents (Annual Reports, Quarterly Results, Exchange Filings)</w:t>
       </w:r>
     </w:p>
     <w:p>
@@ -267,7 +375,496 @@
         <w:spacing w:after="120"/>
       </w:pPr>
       <w:r>
-        <w:t xml:space="preserve">Not pulled -- fundamentals and order-book visibility were the primary signal.</w:t>
+        <w:rPr>
+          <w:i/>
+          <w:iCs/>
+          <w:color w:val="666666"/>
+          <w:sz w:val="18"/>
+          <w:szCs w:val="18"/>
+        </w:rPr>
+        <w:t xml:space="preserve">Pass 1 — 2026-09-08. Built from the company's own filings (3 years of annual reports, ~4 quarters of results/concalls, and 6 months of BSE/NSE announcements), read via the web — a deeper layer than the forum-sentiment read below.</w:t>
+      </w:r>
+    </w:p>
+    <w:p>
+      <w:pPr>
+        <w:spacing w:after="120"/>
+      </w:pPr>
+      <w:r>
+        <w:rPr>
+          <w:b/>
+          <w:bCs/>
+          <w:sz w:val="20"/>
+          <w:szCs w:val="20"/>
+        </w:rPr>
+        <w:t xml:space="preserve">Sources reviewed this pass:</w:t>
+      </w:r>
+    </w:p>
+    <w:p>
+      <w:pPr>
+        <w:pStyle w:val="ListParagraph"/>
+        <w:numPr>
+          <w:ilvl w:val="0"/>
+          <w:numId w:val="1"/>
+        </w:numPr>
+        <w:spacing w:after="60"/>
+      </w:pPr>
+      <w:r>
+        <w:t xml:space="preserve">screener.in (APOLLO consolidated): mcap ~Rs 15,531 Cr, price ~Rs 418, P/E ~128x, P/B ~11.4x, ROCE 14.5%, ROE 11.8%; revenue FY23-26 Rs 298/372/562/904 Cr, OPM 22-24%, PAT Rs 19/31/56/107 Cr; borrowings Rs 543 Cr FY26, D/E ~0.43; CFO FY24/25/26 Rs -76/10/-130 Cr; promoter 49.98%, 30.5% pledged</w:t>
+      </w:r>
+    </w:p>
+    <w:p>
+      <w:pPr>
+        <w:pStyle w:val="ListParagraph"/>
+        <w:numPr>
+          <w:ilvl w:val="0"/>
+          <w:numId w:val="1"/>
+        </w:numPr>
+        <w:spacing w:after="60"/>
+      </w:pPr>
+      <w:r>
+        <w:t xml:space="preserve">Q1 FY27 results + earnings call (yahoo/whalesbook/multibagg/scanx, Aug 2026): consol revenue Rs 251 Cr +88% YoY, EBITDA Rs 54 Cr +31%, PAT Rs 25 Cr +43%; order backlog Rs 1,704 Cr (8 Aug 2026); Rs 2,500-3,000 Cr more expected from QRSAM/MIGM by FY27-end; 40-45% FY27 revenue growth guidance reaffirmed</w:t>
+      </w:r>
+    </w:p>
+    <w:p>
+      <w:pPr>
+        <w:pStyle w:val="ListParagraph"/>
+        <w:numPr>
+          <w:ilvl w:val="0"/>
+          <w:numId w:val="1"/>
+        </w:numPr>
+        <w:spacing w:after="60"/>
+      </w:pPr>
+      <w:r>
+        <w:t xml:space="preserve">Premier Explosives acquisition coverage (sahi/scanx/whalesbook): 41.33% promoter stake for ~Rs 1,550 Cr all-cash, signed 9 Jul 2026, + mandatory 25% open offer at Rs 698/share; Premier Q1 FY27 revenue -28% YoY to Rs 102.6 Cr, targets Rs 600 Cr FY27 turnover</w:t>
+      </w:r>
+    </w:p>
+    <w:p>
+      <w:pPr>
+        <w:pStyle w:val="ListParagraph"/>
+        <w:numPr>
+          <w:ilvl w:val="0"/>
+          <w:numId w:val="1"/>
+        </w:numPr>
+        <w:spacing w:after="60"/>
+      </w:pPr>
+      <w:r>
+        <w:t xml:space="preserve">Recent order announcements (sahi/whalesbook): Rs 213.39 Cr defence-electronics orders; Rs 81 Cr order taking backlog to Rs 1,704 Cr</w:t>
+      </w:r>
+    </w:p>
+    <w:p>
+      <w:pPr>
+        <w:spacing w:after="120"/>
+      </w:pPr>
+      <w:r>
+        <w:rPr>
+          <w:b/>
+          <w:bCs/>
+          <w:sz w:val="20"/>
+          <w:szCs w:val="20"/>
+        </w:rPr>
+        <w:t xml:space="preserve">Annual-report findings (3-year view):</w:t>
+      </w:r>
+    </w:p>
+    <w:p>
+      <w:pPr>
+        <w:pStyle w:val="ListParagraph"/>
+        <w:numPr>
+          <w:ilvl w:val="0"/>
+          <w:numId w:val="1"/>
+        </w:numPr>
+        <w:spacing w:after="60"/>
+      </w:pPr>
+      <w:r>
+        <w:t xml:space="preserve">Revenue compounded ~45% FY23-26 (Rs 298 -&gt; 904 Cr) with a stable ~22-24% EBITDA margin -- genuine scale-up of a defense-electronics OEM</w:t>
+      </w:r>
+    </w:p>
+    <w:p>
+      <w:pPr>
+        <w:pStyle w:val="ListParagraph"/>
+        <w:numPr>
+          <w:ilvl w:val="0"/>
+          <w:numId w:val="1"/>
+        </w:numPr>
+        <w:spacing w:after="60"/>
+      </w:pPr>
+      <w:r>
+        <w:t xml:space="preserve">But ROCE is stuck at ~14.5% and ROE ~11.8% -- the growth has not lifted returns above cost of capital, because it is working-capital-intensive</w:t>
+      </w:r>
+    </w:p>
+    <w:p>
+      <w:pPr>
+        <w:pStyle w:val="ListParagraph"/>
+        <w:numPr>
+          <w:ilvl w:val="0"/>
+          <w:numId w:val="1"/>
+        </w:numPr>
+        <w:spacing w:after="60"/>
+      </w:pPr>
+      <w:r>
+        <w:t xml:space="preserve">Operating cash flow was -Rs 76 Cr (FY24), +Rs 10 Cr (FY25) and -Rs 130 Cr (FY26) -- receivables and inventory build ahead of revenue; growth is funded by debt and equity, not internal accruals</w:t>
+      </w:r>
+    </w:p>
+    <w:p>
+      <w:pPr>
+        <w:pStyle w:val="ListParagraph"/>
+        <w:numPr>
+          <w:ilvl w:val="0"/>
+          <w:numId w:val="1"/>
+        </w:numPr>
+        <w:spacing w:after="60"/>
+      </w:pPr>
+      <w:r>
+        <w:t xml:space="preserve">Promoter holding is only 49.98% and 30.5% of it is pledged -- a persistent overhang the community has repeatedly flagged as a valuation risk</w:t>
+      </w:r>
+    </w:p>
+    <w:p>
+      <w:pPr>
+        <w:pStyle w:val="ListParagraph"/>
+        <w:numPr>
+          <w:ilvl w:val="0"/>
+          <w:numId w:val="1"/>
+        </w:numPr>
+        <w:spacing w:after="60"/>
+      </w:pPr>
+      <w:r>
+        <w:t xml:space="preserve">Capital allocation this year is dominated by the Rs 1,550 Cr all-cash Premier Explosives stake (+ open offer), funded by a large raise -- a new vertical, integration unproven</w:t>
+      </w:r>
+    </w:p>
+    <w:p>
+      <w:pPr>
+        <w:pStyle w:val="ListParagraph"/>
+        <w:numPr>
+          <w:ilvl w:val="0"/>
+          <w:numId w:val="1"/>
+        </w:numPr>
+        <w:spacing w:after="60"/>
+      </w:pPr>
+      <w:r>
+        <w:t xml:space="preserve">No meaningful dividend (0.06% yield)</w:t>
+      </w:r>
+    </w:p>
+    <w:p>
+      <w:pPr>
+        <w:spacing w:after="120"/>
+      </w:pPr>
+      <w:r>
+        <w:rPr>
+          <w:b/>
+          <w:bCs/>
+          <w:sz w:val="20"/>
+          <w:szCs w:val="20"/>
+        </w:rPr>
+        <w:t xml:space="preserve">Quarterly trend (last ~4 quarters + concall commentary):</w:t>
+      </w:r>
+    </w:p>
+    <w:p>
+      <w:pPr>
+        <w:pStyle w:val="ListParagraph"/>
+        <w:numPr>
+          <w:ilvl w:val="0"/>
+          <w:numId w:val="1"/>
+        </w:numPr>
+        <w:spacing w:after="60"/>
+      </w:pPr>
+      <w:r>
+        <w:t xml:space="preserve">Q1 FY27: consol revenue Rs 251 Cr +88% YoY, EBITDA margin ~21.5%, PAT Rs 25 Cr +43% -- strong growth, though PAT margin (~10%) is below the FY26 blended level on mix/interest</w:t>
+      </w:r>
+    </w:p>
+    <w:p>
+      <w:pPr>
+        <w:pStyle w:val="ListParagraph"/>
+        <w:numPr>
+          <w:ilvl w:val="0"/>
+          <w:numId w:val="1"/>
+        </w:numPr>
+        <w:spacing w:after="60"/>
+      </w:pPr>
+      <w:r>
+        <w:t xml:space="preserve">Preceding quarters (screener): Sep-25 Rs 225 Cr / PAT Rs 30 Cr, Dec-25 Rs 252 Cr / Rs 23 Cr, Mar-26 Rs 293 Cr / Rs 37 Cr -- lumpy, PO-timing-driven</w:t>
+      </w:r>
+    </w:p>
+    <w:p>
+      <w:pPr>
+        <w:pStyle w:val="ListParagraph"/>
+        <w:numPr>
+          <w:ilvl w:val="0"/>
+          <w:numId w:val="1"/>
+        </w:numPr>
+        <w:spacing w:after="60"/>
+      </w:pPr>
+      <w:r>
+        <w:t xml:space="preserve">Order backlog Rs 1,704 Cr is ~1.9x FY26 revenue; the step-change depends on MIGM/QRSAM POs landing by FY27-end</w:t>
+      </w:r>
+    </w:p>
+    <w:p>
+      <w:pPr>
+        <w:pStyle w:val="ListParagraph"/>
+        <w:numPr>
+          <w:ilvl w:val="0"/>
+          <w:numId w:val="1"/>
+        </w:numPr>
+        <w:spacing w:after="60"/>
+      </w:pPr>
+      <w:r>
+        <w:t xml:space="preserve">Premier Explosives (being consolidated) posted a -28% revenue quarter -- a near-term drag on the consolidated picture</w:t>
+      </w:r>
+    </w:p>
+    <w:p>
+      <w:pPr>
+        <w:spacing w:after="120"/>
+      </w:pPr>
+      <w:r>
+        <w:rPr>
+          <w:b/>
+          <w:bCs/>
+          <w:sz w:val="20"/>
+          <w:szCs w:val="20"/>
+        </w:rPr>
+        <w:t xml:space="preserve">Exchange announcements (last 6 months):</w:t>
+      </w:r>
+    </w:p>
+    <w:p>
+      <w:pPr>
+        <w:pStyle w:val="ListParagraph"/>
+        <w:numPr>
+          <w:ilvl w:val="0"/>
+          <w:numId w:val="1"/>
+        </w:numPr>
+        <w:spacing w:after="60"/>
+      </w:pPr>
+      <w:r>
+        <w:t xml:space="preserve">Premier Explosives: 41.33% promoter stake for ~Rs 1,550 Cr all-cash, signed 9 Jul 2026, + 25% open offer at Rs 698</w:t>
+      </w:r>
+    </w:p>
+    <w:p>
+      <w:pPr>
+        <w:pStyle w:val="ListParagraph"/>
+        <w:numPr>
+          <w:ilvl w:val="0"/>
+          <w:numId w:val="1"/>
+        </w:numPr>
+        <w:spacing w:after="60"/>
+      </w:pPr>
+      <w:r>
+        <w:t xml:space="preserve">Q1 FY27 results (Aug 2026): revenue +88%, PAT +43%; 40-45% FY27 growth guidance reaffirmed</w:t>
+      </w:r>
+    </w:p>
+    <w:p>
+      <w:pPr>
+        <w:pStyle w:val="ListParagraph"/>
+        <w:numPr>
+          <w:ilvl w:val="0"/>
+          <w:numId w:val="1"/>
+        </w:numPr>
+        <w:spacing w:after="60"/>
+      </w:pPr>
+      <w:r>
+        <w:t xml:space="preserve">Defence-electronics orders of Rs 213.39 Cr and Rs 81 Cr; consolidated backlog Rs 1,704 Cr</w:t>
+      </w:r>
+    </w:p>
+    <w:p>
+      <w:pPr>
+        <w:pStyle w:val="ListParagraph"/>
+        <w:numPr>
+          <w:ilvl w:val="0"/>
+          <w:numId w:val="1"/>
+        </w:numPr>
+        <w:spacing w:after="60"/>
+      </w:pPr>
+      <w:r>
+        <w:t xml:space="preserve">Large capital raise (~Rs 3,300 Cr per prior community discussion) funding the acquisition and open offer</w:t>
+      </w:r>
+    </w:p>
+    <w:p>
+      <w:pPr>
+        <w:pStyle w:val="ListParagraph"/>
+        <w:numPr>
+          <w:ilvl w:val="0"/>
+          <w:numId w:val="1"/>
+        </w:numPr>
+        <w:spacing w:after="60"/>
+      </w:pPr>
+      <w:r>
+        <w:t xml:space="preserve">No rating action, auditor change or pledge-reduction announcement surfaced this pass</w:t>
+      </w:r>
+    </w:p>
+    <w:p>
+      <w:pPr>
+        <w:spacing w:after="120"/>
+      </w:pPr>
+      <w:r>
+        <w:rPr>
+          <w:b/>
+          <w:bCs/>
+          <w:sz w:val="20"/>
+          <w:szCs w:val="20"/>
+        </w:rPr>
+        <w:t xml:space="preserve">Key new facts vs. the prior write-up:</w:t>
+      </w:r>
+    </w:p>
+    <w:p>
+      <w:pPr>
+        <w:pStyle w:val="ListParagraph"/>
+        <w:numPr>
+          <w:ilvl w:val="0"/>
+          <w:numId w:val="1"/>
+        </w:numPr>
+        <w:spacing w:after="60"/>
+      </w:pPr>
+      <w:r>
+        <w:t xml:space="preserve">Valuation is extreme: ~128x earnings and ~11x book -- almost any plausible growth path still leaves the stock expensive</w:t>
+      </w:r>
+    </w:p>
+    <w:p>
+      <w:pPr>
+        <w:pStyle w:val="ListParagraph"/>
+        <w:numPr>
+          <w:ilvl w:val="0"/>
+          <w:numId w:val="1"/>
+        </w:numPr>
+        <w:spacing w:after="60"/>
+      </w:pPr>
+      <w:r>
+        <w:t xml:space="preserve">ROCE is stuck at ~14.5% despite ~45% revenue CAGR -- the model is working-capital-hungry, and operating cash flow was -Rs 130 Cr in FY26</w:t>
+      </w:r>
+    </w:p>
+    <w:p>
+      <w:pPr>
+        <w:pStyle w:val="ListParagraph"/>
+        <w:numPr>
+          <w:ilvl w:val="0"/>
+          <w:numId w:val="1"/>
+        </w:numPr>
+        <w:spacing w:after="60"/>
+      </w:pPr>
+      <w:r>
+        <w:t xml:space="preserve">Promoter pledge is 30.5% of a 49.98% holding (~15% of total equity) -- a live overhang, unaddressed</w:t>
+      </w:r>
+    </w:p>
+    <w:p>
+      <w:pPr>
+        <w:pStyle w:val="ListParagraph"/>
+        <w:numPr>
+          <w:ilvl w:val="0"/>
+          <w:numId w:val="1"/>
+        </w:numPr>
+        <w:spacing w:after="60"/>
+      </w:pPr>
+      <w:r>
+        <w:t xml:space="preserve">The Premier Explosives target posted a -28% revenue quarter and is lower-margin -- consolidation dilutes margins and adds integration risk</w:t>
+      </w:r>
+    </w:p>
+    <w:p>
+      <w:pPr>
+        <w:pStyle w:val="ListParagraph"/>
+        <w:numPr>
+          <w:ilvl w:val="0"/>
+          <w:numId w:val="1"/>
+        </w:numPr>
+        <w:spacing w:after="60"/>
+      </w:pPr>
+      <w:r>
+        <w:t xml:space="preserve">Order backlog Rs 1,704 Cr plus Rs 2,500-3,000 Cr expected by FY27-end is genuine and specific, but conversion depends on government PO timing</w:t>
+      </w:r>
+    </w:p>
+    <w:p>
+      <w:pPr>
+        <w:spacing w:after="120"/>
+      </w:pPr>
+      <w:r>
+        <w:rPr>
+          <w:b/>
+          <w:bCs/>
+          <w:sz w:val="20"/>
+          <w:szCs w:val="20"/>
+        </w:rPr>
+        <w:t xml:space="preserve">Open questions / what to watch:</w:t>
+      </w:r>
+    </w:p>
+    <w:p>
+      <w:pPr>
+        <w:pStyle w:val="ListParagraph"/>
+        <w:numPr>
+          <w:ilvl w:val="0"/>
+          <w:numId w:val="1"/>
+        </w:numPr>
+        <w:spacing w:after="60"/>
+      </w:pPr>
+      <w:r>
+        <w:t xml:space="preserve">Do the MIGM (~Rs 3,500 Cr, ~70% Apollo) and QRSAM POs actually land by FY27-end, or slip?</w:t>
+      </w:r>
+    </w:p>
+    <w:p>
+      <w:pPr>
+        <w:pStyle w:val="ListParagraph"/>
+        <w:numPr>
+          <w:ilvl w:val="0"/>
+          <w:numId w:val="1"/>
+        </w:numPr>
+        <w:spacing w:after="60"/>
+      </w:pPr>
+      <w:r>
+        <w:t xml:space="preserve">Does the promoter reduce the 30.5% pledge, and what triggered it?</w:t>
+      </w:r>
+    </w:p>
+    <w:p>
+      <w:pPr>
+        <w:pStyle w:val="ListParagraph"/>
+        <w:numPr>
+          <w:ilvl w:val="0"/>
+          <w:numId w:val="1"/>
+        </w:numPr>
+        <w:spacing w:after="60"/>
+      </w:pPr>
+      <w:r>
+        <w:t xml:space="preserve">When does operating cash flow turn positive -- is the working-capital intensity structural for this program mix?</w:t>
+      </w:r>
+    </w:p>
+    <w:p>
+      <w:pPr>
+        <w:pStyle w:val="ListParagraph"/>
+        <w:numPr>
+          <w:ilvl w:val="0"/>
+          <w:numId w:val="1"/>
+        </w:numPr>
+        <w:spacing w:after="60"/>
+      </w:pPr>
+      <w:r>
+        <w:t xml:space="preserve">What is the margin and integration path for Premier Explosives after a -28% revenue quarter?</w:t>
+      </w:r>
+    </w:p>
+    <w:p>
+      <w:pPr>
+        <w:pStyle w:val="ListParagraph"/>
+        <w:numPr>
+          <w:ilvl w:val="0"/>
+          <w:numId w:val="1"/>
+        </w:numPr>
+        <w:spacing w:after="60"/>
+      </w:pPr>
+      <w:r>
+        <w:t xml:space="preserve">How was the ~Rs 3,300 Cr raise structured, and what is the residual cash position after the stake + open offer?</w:t>
+      </w:r>
+    </w:p>
+    <w:p>
+      <w:pPr>
+        <w:spacing w:after="120" w:before="120"/>
+      </w:pPr>
+      <w:r>
+        <w:rPr>
+          <w:b/>
+          <w:bCs/>
+          <w:sz w:val="20"/>
+          <w:szCs w:val="20"/>
+        </w:rPr>
+        <w:t xml:space="preserve">Conviction impact: </w:t>
+      </w:r>
+      <w:r>
+        <w:rPr>
+          <w:sz w:val="20"/>
+          <w:szCs w:val="20"/>
+        </w:rPr>
+        <w:t xml:space="preserve">Medium -&gt; Low-Medium. Execution and the order pipeline are genuinely strong and the Premier Explosives acquisition is strategically coherent, but the deep read hardens the negatives: ~128x earnings / ~11x book (valuation box moves to 'no', four_box to 2.0 -&gt; thesis_fit 'neither'), ROCE stuck ~14.5%, operating cash flow -Rs 130 Cr FY26, a 30.5% promoter pledge, and a target company that just posted a -28% revenue quarter. Conviction cut one notch; no red-flag tier.</w:t>
       </w:r>
     </w:p>
     <w:p>
@@ -276,7 +873,7 @@
         <w:spacing w:after="120" w:before="280"/>
       </w:pPr>
       <w:r>
-        <w:t xml:space="preserve">ValuePickr Community Signal</w:t>
+        <w:t xml:space="preserve">Guidance &amp; Expectation Gap</w:t>
       </w:r>
     </w:p>
     <w:p>
@@ -284,7 +881,14 @@
         <w:spacing w:after="120"/>
       </w:pPr>
       <w:r>
-        <w:t xml:space="preserve">Read all 34 posts in the thread (2024-11 to 2026-08). Discussion centers on: (1) the Premier Explosives acquisition and open offer, (2) a large order pipeline -- MIGM (~Rs 3,500 Cr, PO expected Dec'26/Jan'27, 70% share to Apollo), Moored Mines (AoN received, entering production), QRSAM/PINAKA -- and (3) a persistent high-promoter-pledge overhang flagged as a valuation risk by more than one poster.</w:t>
+        <w:rPr>
+          <w:i/>
+          <w:iCs/>
+          <w:color w:val="666666"/>
+          <w:sz w:val="18"/>
+          <w:szCs w:val="18"/>
+        </w:rPr>
+        <w:t xml:space="preserve">Management guidance decoded into commitments, graded on the expectation → action → operational → commercial → financial ladder, then compared to what the current price appears to assume. Method: playbook/guidance-and-expectation-gap.md.</w:t>
       </w:r>
     </w:p>
     <w:p>
@@ -298,14 +902,1063 @@
           <w:sz w:val="20"/>
           <w:szCs w:val="20"/>
         </w:rPr>
-        <w:t xml:space="preserve">High-conviction call from a top contributor: </w:t>
-      </w:r>
-      <w:r>
-        <w:rPr>
-          <w:sz w:val="20"/>
-          <w:szCs w:val="20"/>
-        </w:rPr>
-        <w:t xml:space="preserve">karanshah137 (trusted, elevated) posted factual details on the Premier Explosives open offer structure; no explicit conviction call. Community discussion (non-trusted) is detailed and specific on order-book visibility and the acquisition's strategic logic (backward integration into explosives, a structurally supply-constrained input for defense/mining).</w:t>
+        <w:t xml:space="preserve">Commitment ladder (most-proven first):</w:t>
+      </w:r>
+    </w:p>
+    <w:tbl>
+      <w:tblPr>
+        <w:tblW w:type="dxa" w:w="9000"/>
+        <w:tblBorders>
+          <w:top w:val="single" w:color="auto" w:sz="4"/>
+          <w:left w:val="single" w:color="auto" w:sz="4"/>
+          <w:bottom w:val="single" w:color="auto" w:sz="4"/>
+          <w:right w:val="single" w:color="auto" w:sz="4"/>
+          <w:insideH w:val="single" w:color="auto" w:sz="4"/>
+          <w:insideV w:val="single" w:color="auto" w:sz="4"/>
+        </w:tblBorders>
+      </w:tblPr>
+      <w:tblGrid>
+        <w:gridCol w:w="1100"/>
+        <w:gridCol w:w="2600"/>
+        <w:gridCol w:w="2400"/>
+        <w:gridCol w:w="900"/>
+        <w:gridCol w:w="1200"/>
+        <w:gridCol w:w="800"/>
+      </w:tblGrid>
+      <w:tr>
+        <w:trPr>
+          <w:tblHeader/>
+        </w:trPr>
+        <w:tc>
+          <w:tcPr>
+            <w:tcW w:type="dxa" w:w="1100"/>
+            <w:shd w:fill="F2F2F2" w:val="clear"/>
+          </w:tcPr>
+          <w:p>
+            <w:r>
+              <w:rPr>
+                <w:b/>
+                <w:bCs/>
+                <w:sz w:val="18"/>
+                <w:szCs w:val="18"/>
+              </w:rPr>
+              <w:t xml:space="preserve">Area</w:t>
+            </w:r>
+          </w:p>
+        </w:tc>
+        <w:tc>
+          <w:tcPr>
+            <w:tcW w:type="dxa" w:w="2600"/>
+            <w:shd w:fill="F2F2F2" w:val="clear"/>
+          </w:tcPr>
+          <w:p>
+            <w:r>
+              <w:rPr>
+                <w:b/>
+                <w:bCs/>
+                <w:sz w:val="18"/>
+                <w:szCs w:val="18"/>
+              </w:rPr>
+              <w:t xml:space="preserve">Commitment</w:t>
+            </w:r>
+          </w:p>
+        </w:tc>
+        <w:tc>
+          <w:tcPr>
+            <w:tcW w:type="dxa" w:w="2400"/>
+            <w:shd w:fill="F2F2F2" w:val="clear"/>
+          </w:tcPr>
+          <w:p>
+            <w:r>
+              <w:rPr>
+                <w:b/>
+                <w:bCs/>
+                <w:sz w:val="18"/>
+                <w:szCs w:val="18"/>
+              </w:rPr>
+              <w:t xml:space="preserve">Specifics</w:t>
+            </w:r>
+          </w:p>
+        </w:tc>
+        <w:tc>
+          <w:tcPr>
+            <w:tcW w:type="dxa" w:w="900"/>
+            <w:shd w:fill="F2F2F2" w:val="clear"/>
+          </w:tcPr>
+          <w:p>
+            <w:r>
+              <w:rPr>
+                <w:b/>
+                <w:bCs/>
+                <w:sz w:val="18"/>
+                <w:szCs w:val="18"/>
+              </w:rPr>
+              <w:t xml:space="preserve">By when</w:t>
+            </w:r>
+          </w:p>
+        </w:tc>
+        <w:tc>
+          <w:tcPr>
+            <w:tcW w:type="dxa" w:w="1200"/>
+            <w:shd w:fill="F2F2F2" w:val="clear"/>
+          </w:tcPr>
+          <w:p>
+            <w:r>
+              <w:rPr>
+                <w:b/>
+                <w:bCs/>
+                <w:sz w:val="18"/>
+                <w:szCs w:val="18"/>
+              </w:rPr>
+              <w:t xml:space="preserve">Stage</w:t>
+            </w:r>
+          </w:p>
+        </w:tc>
+        <w:tc>
+          <w:tcPr>
+            <w:tcW w:type="dxa" w:w="800"/>
+            <w:shd w:fill="F2F2F2" w:val="clear"/>
+          </w:tcPr>
+          <w:p>
+            <w:r>
+              <w:rPr>
+                <w:b/>
+                <w:bCs/>
+                <w:sz w:val="18"/>
+                <w:szCs w:val="18"/>
+              </w:rPr>
+              <w:t xml:space="preserve">Thesis-critical</w:t>
+            </w:r>
+          </w:p>
+        </w:tc>
+      </w:tr>
+      <w:tr>
+        <w:tc>
+          <w:tcPr>
+            <w:tcW w:type="dxa" w:w="1100"/>
+          </w:tcPr>
+          <w:p>
+            <w:r>
+              <w:rPr>
+                <w:b w:val="false"/>
+                <w:bCs w:val="false"/>
+                <w:sz w:val="18"/>
+                <w:szCs w:val="18"/>
+              </w:rPr>
+              <w:t xml:space="preserve">orders</w:t>
+            </w:r>
+          </w:p>
+        </w:tc>
+        <w:tc>
+          <w:tcPr>
+            <w:tcW w:type="dxa" w:w="2600"/>
+          </w:tcPr>
+          <w:p>
+            <w:r>
+              <w:rPr>
+                <w:b w:val="false"/>
+                <w:bCs w:val="false"/>
+                <w:sz w:val="18"/>
+                <w:szCs w:val="18"/>
+              </w:rPr>
+              <w:t xml:space="preserve">Convert the large defense pipeline (MIGM, QRSAM, Moored Mines, PINAKA) into POs</w:t>
+            </w:r>
+          </w:p>
+        </w:tc>
+        <w:tc>
+          <w:tcPr>
+            <w:tcW w:type="dxa" w:w="2400"/>
+          </w:tcPr>
+          <w:p>
+            <w:r>
+              <w:rPr>
+                <w:b w:val="false"/>
+                <w:bCs w:val="false"/>
+                <w:sz w:val="18"/>
+                <w:szCs w:val="18"/>
+              </w:rPr>
+              <w:t xml:space="preserve">backlog Rs 1,704 Cr + Rs 2,500-3,000 Cr expected by FY27-end; MIGM ~Rs 3,500 Cr, ~70% Apollo, PO Dec-26/Jan-27; Moored Mines entering production</w:t>
+            </w:r>
+          </w:p>
+        </w:tc>
+        <w:tc>
+          <w:tcPr>
+            <w:tcW w:type="dxa" w:w="900"/>
+          </w:tcPr>
+          <w:p>
+            <w:r>
+              <w:rPr>
+                <w:b w:val="false"/>
+                <w:bCs w:val="false"/>
+                <w:sz w:val="18"/>
+                <w:szCs w:val="18"/>
+              </w:rPr>
+              <w:t xml:space="preserve">12M</w:t>
+            </w:r>
+          </w:p>
+        </w:tc>
+        <w:tc>
+          <w:tcPr>
+            <w:tcW w:type="dxa" w:w="1200"/>
+          </w:tcPr>
+          <w:p>
+            <w:r>
+              <w:rPr>
+                <w:b w:val="false"/>
+                <w:bCs w:val="false"/>
+                <w:sz w:val="18"/>
+                <w:szCs w:val="18"/>
+              </w:rPr>
+              <w:t xml:space="preserve">commercial</w:t>
+            </w:r>
+          </w:p>
+        </w:tc>
+        <w:tc>
+          <w:tcPr>
+            <w:tcW w:type="dxa" w:w="800"/>
+          </w:tcPr>
+          <w:p>
+            <w:r>
+              <w:rPr>
+                <w:b w:val="false"/>
+                <w:bCs w:val="false"/>
+                <w:sz w:val="18"/>
+                <w:szCs w:val="18"/>
+              </w:rPr>
+              <w:t xml:space="preserve">yes</w:t>
+            </w:r>
+          </w:p>
+        </w:tc>
+      </w:tr>
+      <w:tr>
+        <w:tc>
+          <w:tcPr>
+            <w:tcW w:type="dxa" w:w="1100"/>
+          </w:tcPr>
+          <w:p>
+            <w:r>
+              <w:rPr>
+                <w:b w:val="false"/>
+                <w:bCs w:val="false"/>
+                <w:sz w:val="18"/>
+                <w:szCs w:val="18"/>
+              </w:rPr>
+              <w:t xml:space="preserve">new_business</w:t>
+            </w:r>
+          </w:p>
+        </w:tc>
+        <w:tc>
+          <w:tcPr>
+            <w:tcW w:type="dxa" w:w="2600"/>
+          </w:tcPr>
+          <w:p>
+            <w:r>
+              <w:rPr>
+                <w:b w:val="false"/>
+                <w:bCs w:val="false"/>
+                <w:sz w:val="18"/>
+                <w:szCs w:val="18"/>
+              </w:rPr>
+              <w:t xml:space="preserve">Acquire and integrate 41.33% of Premier Explosives (+ 25% open offer)</w:t>
+            </w:r>
+          </w:p>
+        </w:tc>
+        <w:tc>
+          <w:tcPr>
+            <w:tcW w:type="dxa" w:w="2400"/>
+          </w:tcPr>
+          <w:p>
+            <w:r>
+              <w:rPr>
+                <w:b w:val="false"/>
+                <w:bCs w:val="false"/>
+                <w:sz w:val="18"/>
+                <w:szCs w:val="18"/>
+              </w:rPr>
+              <w:t xml:space="preserve">Rs 1,550 Cr all-cash, signed 9 Jul 2026; open offer at Rs 698; Premier Q1 FY27 revenue -28%</w:t>
+            </w:r>
+          </w:p>
+        </w:tc>
+        <w:tc>
+          <w:tcPr>
+            <w:tcW w:type="dxa" w:w="900"/>
+          </w:tcPr>
+          <w:p>
+            <w:r>
+              <w:rPr>
+                <w:b w:val="false"/>
+                <w:bCs w:val="false"/>
+                <w:sz w:val="18"/>
+                <w:szCs w:val="18"/>
+              </w:rPr>
+              <w:t xml:space="preserve">6M</w:t>
+            </w:r>
+          </w:p>
+        </w:tc>
+        <w:tc>
+          <w:tcPr>
+            <w:tcW w:type="dxa" w:w="1200"/>
+          </w:tcPr>
+          <w:p>
+            <w:r>
+              <w:rPr>
+                <w:b w:val="false"/>
+                <w:bCs w:val="false"/>
+                <w:sz w:val="18"/>
+                <w:szCs w:val="18"/>
+              </w:rPr>
+              <w:t xml:space="preserve">action</w:t>
+            </w:r>
+          </w:p>
+        </w:tc>
+        <w:tc>
+          <w:tcPr>
+            <w:tcW w:type="dxa" w:w="800"/>
+          </w:tcPr>
+          <w:p>
+            <w:r>
+              <w:rPr>
+                <w:b w:val="false"/>
+                <w:bCs w:val="false"/>
+                <w:sz w:val="18"/>
+                <w:szCs w:val="18"/>
+              </w:rPr>
+              <w:t xml:space="preserve">yes</w:t>
+            </w:r>
+          </w:p>
+        </w:tc>
+      </w:tr>
+      <w:tr>
+        <w:tc>
+          <w:tcPr>
+            <w:tcW w:type="dxa" w:w="1100"/>
+          </w:tcPr>
+          <w:p>
+            <w:r>
+              <w:rPr>
+                <w:b w:val="false"/>
+                <w:bCs w:val="false"/>
+                <w:sz w:val="18"/>
+                <w:szCs w:val="18"/>
+              </w:rPr>
+              <w:t xml:space="preserve">growth</w:t>
+            </w:r>
+          </w:p>
+        </w:tc>
+        <w:tc>
+          <w:tcPr>
+            <w:tcW w:type="dxa" w:w="2600"/>
+          </w:tcPr>
+          <w:p>
+            <w:r>
+              <w:rPr>
+                <w:b w:val="false"/>
+                <w:bCs w:val="false"/>
+                <w:sz w:val="18"/>
+                <w:szCs w:val="18"/>
+              </w:rPr>
+              <w:t xml:space="preserve">40-45% consolidated revenue growth in FY27</w:t>
+            </w:r>
+          </w:p>
+        </w:tc>
+        <w:tc>
+          <w:tcPr>
+            <w:tcW w:type="dxa" w:w="2400"/>
+          </w:tcPr>
+          <w:p>
+            <w:r>
+              <w:rPr>
+                <w:b w:val="false"/>
+                <w:bCs w:val="false"/>
+                <w:sz w:val="18"/>
+                <w:szCs w:val="18"/>
+              </w:rPr>
+              <w:t xml:space="preserve">driven by defense-programme demand</w:t>
+            </w:r>
+          </w:p>
+        </w:tc>
+        <w:tc>
+          <w:tcPr>
+            <w:tcW w:type="dxa" w:w="900"/>
+          </w:tcPr>
+          <w:p>
+            <w:r>
+              <w:rPr>
+                <w:b w:val="false"/>
+                <w:bCs w:val="false"/>
+                <w:sz w:val="18"/>
+                <w:szCs w:val="18"/>
+              </w:rPr>
+              <w:t xml:space="preserve">FY27</w:t>
+            </w:r>
+          </w:p>
+        </w:tc>
+        <w:tc>
+          <w:tcPr>
+            <w:tcW w:type="dxa" w:w="1200"/>
+          </w:tcPr>
+          <w:p>
+            <w:r>
+              <w:rPr>
+                <w:b w:val="false"/>
+                <w:bCs w:val="false"/>
+                <w:sz w:val="18"/>
+                <w:szCs w:val="18"/>
+              </w:rPr>
+              <w:t xml:space="preserve">expectation</w:t>
+            </w:r>
+          </w:p>
+        </w:tc>
+        <w:tc>
+          <w:tcPr>
+            <w:tcW w:type="dxa" w:w="800"/>
+          </w:tcPr>
+          <w:p>
+            <w:r>
+              <w:rPr>
+                <w:b w:val="false"/>
+                <w:bCs w:val="false"/>
+                <w:sz w:val="18"/>
+                <w:szCs w:val="18"/>
+              </w:rPr>
+              <w:t xml:space="preserve">yes</w:t>
+            </w:r>
+          </w:p>
+        </w:tc>
+      </w:tr>
+      <w:tr>
+        <w:tc>
+          <w:tcPr>
+            <w:tcW w:type="dxa" w:w="1100"/>
+          </w:tcPr>
+          <w:p>
+            <w:r>
+              <w:rPr>
+                <w:b w:val="false"/>
+                <w:bCs w:val="false"/>
+                <w:sz w:val="18"/>
+                <w:szCs w:val="18"/>
+              </w:rPr>
+              <w:t xml:space="preserve">balance_sheet</w:t>
+            </w:r>
+          </w:p>
+        </w:tc>
+        <w:tc>
+          <w:tcPr>
+            <w:tcW w:type="dxa" w:w="2600"/>
+          </w:tcPr>
+          <w:p>
+            <w:r>
+              <w:rPr>
+                <w:b w:val="false"/>
+                <w:bCs w:val="false"/>
+                <w:sz w:val="18"/>
+                <w:szCs w:val="18"/>
+              </w:rPr>
+              <w:t xml:space="preserve">Reduce the promoter pledge (30.5% of holding)</w:t>
+            </w:r>
+          </w:p>
+        </w:tc>
+        <w:tc>
+          <w:tcPr>
+            <w:tcW w:type="dxa" w:w="2400"/>
+          </w:tcPr>
+          <w:p>
+            <w:r>
+              <w:rPr>
+                <w:b w:val="false"/>
+                <w:bCs w:val="false"/>
+                <w:sz w:val="18"/>
+                <w:szCs w:val="18"/>
+              </w:rPr>
+              <w:t xml:space="preserve">community-flagged overhang; no stated timeline</w:t>
+            </w:r>
+          </w:p>
+        </w:tc>
+        <w:tc>
+          <w:tcPr>
+            <w:tcW w:type="dxa" w:w="900"/>
+          </w:tcPr>
+          <w:p>
+            <w:r>
+              <w:rPr>
+                <w:b w:val="false"/>
+                <w:bCs w:val="false"/>
+                <w:sz w:val="18"/>
+                <w:szCs w:val="18"/>
+              </w:rPr>
+              <w:t xml:space="preserve">beyond</w:t>
+            </w:r>
+          </w:p>
+        </w:tc>
+        <w:tc>
+          <w:tcPr>
+            <w:tcW w:type="dxa" w:w="1200"/>
+          </w:tcPr>
+          <w:p>
+            <w:r>
+              <w:rPr>
+                <w:b w:val="false"/>
+                <w:bCs w:val="false"/>
+                <w:sz w:val="18"/>
+                <w:szCs w:val="18"/>
+              </w:rPr>
+              <w:t xml:space="preserve">expectation</w:t>
+            </w:r>
+          </w:p>
+        </w:tc>
+        <w:tc>
+          <w:tcPr>
+            <w:tcW w:type="dxa" w:w="800"/>
+          </w:tcPr>
+          <w:p>
+            <w:r>
+              <w:rPr>
+                <w:b w:val="false"/>
+                <w:bCs w:val="false"/>
+                <w:sz w:val="18"/>
+                <w:szCs w:val="18"/>
+              </w:rPr>
+              <w:t xml:space="preserve"/>
+            </w:r>
+          </w:p>
+        </w:tc>
+      </w:tr>
+    </w:tbl>
+    <w:p>
+      <w:pPr>
+        <w:spacing w:after="60" w:before="120"/>
+      </w:pPr>
+      <w:r>
+        <w:rPr>
+          <w:b/>
+          <w:bCs/>
+          <w:sz w:val="20"/>
+          <w:szCs w:val="20"/>
+        </w:rPr>
+        <w:t xml:space="preserve">Earnings chain: </w:t>
+      </w:r>
+      <w:r>
+        <w:rPr>
+          <w:b w:val="false"/>
+          <w:bCs w:val="false"/>
+          <w:sz w:val="20"/>
+          <w:szCs w:val="20"/>
+        </w:rPr>
+        <w:t xml:space="preserve">defense indigenization order flow (backlog Rs 1,704 Cr + Rs 2,500-3,000 Cr expected)</w:t>
+      </w:r>
+      <w:r>
+        <w:rPr>
+          <w:color w:val="666666"/>
+          <w:sz w:val="20"/>
+          <w:szCs w:val="20"/>
+        </w:rPr>
+        <w:t xml:space="preserve"> → </w:t>
+      </w:r>
+      <w:r>
+        <w:rPr>
+          <w:b w:val="false"/>
+          <w:bCs w:val="false"/>
+          <w:sz w:val="20"/>
+          <w:szCs w:val="20"/>
+        </w:rPr>
+        <w:t xml:space="preserve">PO finalisation (MIGM/QRSAM timing)</w:t>
+      </w:r>
+      <w:r>
+        <w:rPr>
+          <w:color w:val="666666"/>
+          <w:sz w:val="20"/>
+          <w:szCs w:val="20"/>
+        </w:rPr>
+        <w:t xml:space="preserve"> → </w:t>
+      </w:r>
+      <w:r>
+        <w:rPr>
+          <w:b w:val="false"/>
+          <w:bCs w:val="false"/>
+          <w:sz w:val="20"/>
+          <w:szCs w:val="20"/>
+        </w:rPr>
+        <w:t xml:space="preserve">OEM revenue ramp (40-45% guided)</w:t>
+      </w:r>
+      <w:r>
+        <w:rPr>
+          <w:color w:val="666666"/>
+          <w:sz w:val="20"/>
+          <w:szCs w:val="20"/>
+        </w:rPr>
+        <w:t xml:space="preserve"> → </w:t>
+      </w:r>
+      <w:r>
+        <w:rPr>
+          <w:b w:val="false"/>
+          <w:bCs w:val="false"/>
+          <w:sz w:val="20"/>
+          <w:szCs w:val="20"/>
+        </w:rPr>
+        <w:t xml:space="preserve">Premier Explosives consolidation (value-chain integration, margin-dilutive near term)</w:t>
+      </w:r>
+      <w:r>
+        <w:rPr>
+          <w:color w:val="666666"/>
+          <w:sz w:val="20"/>
+          <w:szCs w:val="20"/>
+        </w:rPr>
+        <w:t xml:space="preserve"> → </w:t>
+      </w:r>
+      <w:r>
+        <w:rPr>
+          <w:b w:val="false"/>
+          <w:bCs w:val="false"/>
+          <w:sz w:val="20"/>
+          <w:szCs w:val="20"/>
+        </w:rPr>
+        <w:t xml:space="preserve">operating leverage at ~22-24% EBITDA margin</w:t>
+      </w:r>
+      <w:r>
+        <w:rPr>
+          <w:color w:val="666666"/>
+          <w:sz w:val="20"/>
+          <w:szCs w:val="20"/>
+        </w:rPr>
+        <w:t xml:space="preserve"> → </w:t>
+      </w:r>
+      <w:r>
+        <w:rPr>
+          <w:b w:val="false"/>
+          <w:bCs w:val="false"/>
+          <w:sz w:val="20"/>
+          <w:szCs w:val="20"/>
+        </w:rPr>
+        <w:t xml:space="preserve">working-capital funding (operating cash flow negative)</w:t>
+      </w:r>
+      <w:r>
+        <w:rPr>
+          <w:color w:val="666666"/>
+          <w:sz w:val="20"/>
+          <w:szCs w:val="20"/>
+        </w:rPr>
+        <w:t xml:space="preserve"> → </w:t>
+      </w:r>
+      <w:r>
+        <w:rPr>
+          <w:b w:val="false"/>
+          <w:bCs w:val="false"/>
+          <w:sz w:val="20"/>
+          <w:szCs w:val="20"/>
+        </w:rPr>
+        <w:t xml:space="preserve">PAT / FCF</w:t>
+      </w:r>
+    </w:p>
+    <w:p>
+      <w:pPr>
+        <w:spacing w:after="120"/>
+      </w:pPr>
+      <w:r>
+        <w:rPr>
+          <w:color w:val="666666"/>
+          <w:sz w:val="18"/>
+          <w:szCs w:val="18"/>
+        </w:rPr>
+        <w:t xml:space="preserve">Bottleneck link: PO finalisation timing on large government programmes + working-capital funding.</w:t>
+      </w:r>
+    </w:p>
+    <w:p>
+      <w:pPr>
+        <w:spacing w:after="120"/>
+      </w:pPr>
+      <w:r>
+        <w:rPr>
+          <w:color w:val="666666"/>
+          <w:sz w:val="18"/>
+          <w:szCs w:val="18"/>
+        </w:rPr>
+        <w:t xml:space="preserve">Operating leverage: unclear -- standalone EBITDA margin is stable ~22-24%, but Premier (lower-margin, -28% Q1 revenue) dilutes the blend and operating cash flow is negative as receivables build</w:t>
+      </w:r>
+    </w:p>
+    <w:p>
+      <w:pPr>
+        <w:spacing w:after="120"/>
+      </w:pPr>
+      <w:r>
+        <w:rPr>
+          <w:color w:val="666666"/>
+          <w:sz w:val="18"/>
+          <w:szCs w:val="18"/>
+        </w:rPr>
+        <w:t xml:space="preserve">Evidenced: defense indigenization order flow (backlog Rs 1,704 Cr + Rs 2,500-3,000 Cr expected); OEM revenue ramp (40-45% guided). Still assumed: PO finalisation (MIGM/QRSAM timing); Premier Explosives consolidation (value-chain integration, margin-dilutive near term); operating leverage at ~22-24% EBITDA margin; working-capital funding (operating cash flow negative); PAT / FCF.</w:t>
+      </w:r>
+    </w:p>
+    <w:p>
+      <w:pPr>
+        <w:spacing w:after="120"/>
+      </w:pPr>
+      <w:r>
+        <w:rPr>
+          <w:b/>
+          <w:bCs/>
+          <w:sz w:val="20"/>
+          <w:szCs w:val="20"/>
+        </w:rPr>
+        <w:t xml:space="preserve">Market expectation vs. our path:</w:t>
+      </w:r>
+    </w:p>
+    <w:tbl>
+      <w:tblPr>
+        <w:tblW w:type="dxa" w:w="9000"/>
+        <w:tblBorders>
+          <w:top w:val="single" w:color="auto" w:sz="4"/>
+          <w:left w:val="single" w:color="auto" w:sz="4"/>
+          <w:bottom w:val="single" w:color="auto" w:sz="4"/>
+          <w:right w:val="single" w:color="auto" w:sz="4"/>
+          <w:insideH w:val="single" w:color="auto" w:sz="4"/>
+          <w:insideV w:val="single" w:color="auto" w:sz="4"/>
+        </w:tblBorders>
+      </w:tblPr>
+      <w:tblGrid>
+        <w:gridCol w:w="3200"/>
+        <w:gridCol w:w="5800"/>
+      </w:tblGrid>
+      <w:tr>
+        <w:tc>
+          <w:tcPr>
+            <w:tcW w:type="dxa" w:w="3200"/>
+            <w:shd w:fill="F2F2F2" w:val="clear"/>
+          </w:tcPr>
+          <w:p>
+            <w:r>
+              <w:rPr>
+                <w:b/>
+                <w:bCs/>
+              </w:rPr>
+              <w:t xml:space="preserve">As of</w:t>
+            </w:r>
+          </w:p>
+        </w:tc>
+        <w:tc>
+          <w:tcPr>
+            <w:tcW w:type="dxa" w:w="5800"/>
+          </w:tcPr>
+          <w:p>
+            <w:r>
+              <w:t xml:space="preserve">2026-09-08</w:t>
+            </w:r>
+          </w:p>
+        </w:tc>
+      </w:tr>
+      <w:tr>
+        <w:tc>
+          <w:tcPr>
+            <w:tcW w:type="dxa" w:w="3200"/>
+            <w:shd w:fill="F2F2F2" w:val="clear"/>
+          </w:tcPr>
+          <w:p>
+            <w:r>
+              <w:rPr>
+                <w:b/>
+                <w:bCs/>
+              </w:rPr>
+              <w:t xml:space="preserve">Price / multiple</w:t>
+            </w:r>
+          </w:p>
+        </w:tc>
+        <w:tc>
+          <w:tcPr>
+            <w:tcW w:type="dxa" w:w="5800"/>
+          </w:tcPr>
+          <w:p>
+            <w:r>
+              <w:t xml:space="preserve">Rs 418 · 128x P/E · 65x EV/EBITDA</w:t>
+            </w:r>
+          </w:p>
+        </w:tc>
+      </w:tr>
+      <w:tr>
+        <w:tc>
+          <w:tcPr>
+            <w:tcW w:type="dxa" w:w="3200"/>
+            <w:shd w:fill="F2F2F2" w:val="clear"/>
+          </w:tcPr>
+          <w:p>
+            <w:r>
+              <w:rPr>
+                <w:b/>
+                <w:bCs/>
+              </w:rPr>
+              <w:t xml:space="preserve">Right valuation lens</w:t>
+            </w:r>
+          </w:p>
+        </w:tc>
+        <w:tc>
+          <w:tcPr>
+            <w:tcW w:type="dxa" w:w="5800"/>
+          </w:tcPr>
+          <w:p>
+            <w:r>
+              <w:t xml:space="preserve">P/E</w:t>
+            </w:r>
+          </w:p>
+        </w:tc>
+      </w:tr>
+      <w:tr>
+        <w:tc>
+          <w:tcPr>
+            <w:tcW w:type="dxa" w:w="3200"/>
+            <w:shd w:fill="F2F2F2" w:val="clear"/>
+          </w:tcPr>
+          <w:p>
+            <w:r>
+              <w:rPr>
+                <w:b/>
+                <w:bCs/>
+              </w:rPr>
+              <w:t xml:space="preserve">Price implies</w:t>
+            </w:r>
+          </w:p>
+        </w:tc>
+        <w:tc>
+          <w:tcPr>
+            <w:tcW w:type="dxa" w:w="5800"/>
+          </w:tcPr>
+          <w:p>
+            <w:r>
+              <w:t xml:space="preserve">~128x trailing P/E implies the market expects PAT to compound ~50-70%+ for several years (toward ~Rs 500-700 Cr) against a still-premium ~35-40x exit -- an extreme bar even for a fast-growing defense OEM</w:t>
+            </w:r>
+          </w:p>
+        </w:tc>
+      </w:tr>
+      <w:tr>
+        <w:tc>
+          <w:tcPr>
+            <w:tcW w:type="dxa" w:w="3200"/>
+            <w:shd w:fill="F2F2F2" w:val="clear"/>
+          </w:tcPr>
+          <w:p>
+            <w:r>
+              <w:rPr>
+                <w:b/>
+                <w:bCs/>
+              </w:rPr>
+              <w:t xml:space="preserve">Our FY27</w:t>
+            </w:r>
+          </w:p>
+        </w:tc>
+        <w:tc>
+          <w:tcPr>
+            <w:tcW w:type="dxa" w:w="5800"/>
+          </w:tcPr>
+          <w:p>
+            <w:r>
+              <w:t xml:space="preserve">standalone revenue Rs 1,300-1,400 Cr (+45-55%), EBITDA margin ~23%, PAT Rs 150-190 Cr; Premier adds ~Rs 500-600 Cr low-margin revenue on consolidation</w:t>
+            </w:r>
+          </w:p>
+        </w:tc>
+      </w:tr>
+      <w:tr>
+        <w:tc>
+          <w:tcPr>
+            <w:tcW w:type="dxa" w:w="3200"/>
+            <w:shd w:fill="F2F2F2" w:val="clear"/>
+          </w:tcPr>
+          <w:p>
+            <w:r>
+              <w:rPr>
+                <w:b/>
+                <w:bCs/>
+              </w:rPr>
+              <w:t xml:space="preserve">Our FY28</w:t>
+            </w:r>
+          </w:p>
+        </w:tc>
+        <w:tc>
+          <w:tcPr>
+            <w:tcW w:type="dxa" w:w="5800"/>
+          </w:tcPr>
+          <w:p>
+            <w:r>
+              <w:t xml:space="preserve">consolidated revenue Rs 2,200-2,800 Cr if MIGM/QRSAM POs land on schedule, PAT Rs 250-330 Cr -- strong growth, but still ~45-60x forward</w:t>
+            </w:r>
+          </w:p>
+        </w:tc>
+      </w:tr>
+      <w:tr>
+        <w:tc>
+          <w:tcPr>
+            <w:tcW w:type="dxa" w:w="3200"/>
+            <w:shd w:fill="F2F2F2" w:val="clear"/>
+          </w:tcPr>
+          <w:p>
+            <w:r>
+              <w:rPr>
+                <w:b/>
+                <w:bCs/>
+              </w:rPr>
+              <w:t xml:space="preserve">Gap direction</w:t>
+            </w:r>
+          </w:p>
+        </w:tc>
+        <w:tc>
+          <w:tcPr>
+            <w:tcW w:type="dxa" w:w="5800"/>
+          </w:tcPr>
+          <w:p>
+            <w:r>
+              <w:t xml:space="preserve">over-optimistic</w:t>
+            </w:r>
+          </w:p>
+        </w:tc>
+      </w:tr>
+      <w:tr>
+        <w:tc>
+          <w:tcPr>
+            <w:tcW w:type="dxa" w:w="3200"/>
+            <w:shd w:fill="F2F2F2" w:val="clear"/>
+          </w:tcPr>
+          <w:p>
+            <w:r>
+              <w:rPr>
+                <w:b/>
+                <w:bCs/>
+              </w:rPr>
+              <w:t xml:space="preserve">Gap type</w:t>
+            </w:r>
+          </w:p>
+        </w:tc>
+        <w:tc>
+          <w:tcPr>
+            <w:tcW w:type="dxa" w:w="5800"/>
+          </w:tcPr>
+          <w:p>
+            <w:r>
+              <w:t xml:space="preserve">duration</w:t>
+            </w:r>
+          </w:p>
+        </w:tc>
+      </w:tr>
+      <w:tr>
+        <w:tc>
+          <w:tcPr>
+            <w:tcW w:type="dxa" w:w="3200"/>
+            <w:shd w:fill="F2F2F2" w:val="clear"/>
+          </w:tcPr>
+          <w:p>
+            <w:r>
+              <w:rPr>
+                <w:b/>
+                <w:bCs/>
+              </w:rPr>
+              <w:t xml:space="preserve">Gap magnitude</w:t>
+            </w:r>
+          </w:p>
+        </w:tc>
+        <w:tc>
+          <w:tcPr>
+            <w:tcW w:type="dxa" w:w="5800"/>
+          </w:tcPr>
+          <w:p>
+            <w:r>
+              <w:t xml:space="preserve">-35% (our FY28 PAT vs implied)</w:t>
+            </w:r>
+          </w:p>
+        </w:tc>
+      </w:tr>
+      <w:tr>
+        <w:tc>
+          <w:tcPr>
+            <w:tcW w:type="dxa" w:w="3200"/>
+            <w:shd w:fill="F2F2F2" w:val="clear"/>
+          </w:tcPr>
+          <w:p>
+            <w:r>
+              <w:rPr>
+                <w:b/>
+                <w:bCs/>
+              </w:rPr>
+              <w:t xml:space="preserve">Gap basis</w:t>
+            </w:r>
+          </w:p>
+        </w:tc>
+        <w:tc>
+          <w:tcPr>
+            <w:tcW w:type="dxa" w:w="5800"/>
+          </w:tcPr>
+          <w:p>
+            <w:r>
+              <w:t xml:space="preserve">the multiple discounts many years of 50%+ compounding plus a premium exit; our path (strong 40-55% near-term growth, margin-dilutive Premier consolidation, negative operating cash flow) puts FY28 PAT well below what ~128x extrapolates</w:t>
+            </w:r>
+          </w:p>
+        </w:tc>
+      </w:tr>
+      <w:tr>
+        <w:tc>
+          <w:tcPr>
+            <w:tcW w:type="dxa" w:w="3200"/>
+            <w:shd w:fill="F2F2F2" w:val="clear"/>
+          </w:tcPr>
+          <w:p>
+            <w:r>
+              <w:rPr>
+                <w:b/>
+                <w:bCs/>
+              </w:rPr>
+              <w:t xml:space="preserve">Evidence quality</w:t>
+            </w:r>
+          </w:p>
+        </w:tc>
+        <w:tc>
+          <w:tcPr>
+            <w:tcW w:type="dxa" w:w="5800"/>
+          </w:tcPr>
+          <w:p>
+            <w:r>
+              <w:t xml:space="preserve">moderate</w:t>
+            </w:r>
+          </w:p>
+        </w:tc>
+      </w:tr>
+    </w:tbl>
+    <w:p>
+      <w:pPr>
+        <w:spacing w:after="120"/>
+      </w:pPr>
+      <w:r>
+        <w:rPr>
+          <w:i/>
+          <w:iCs/>
+          <w:color w:val="666666"/>
+          <w:sz w:val="16"/>
+          <w:szCs w:val="16"/>
+        </w:rPr>
+        <w:t xml:space="preserve">no broker consensus; implied path is a reverse-P/E estimate + screener.in forward figures + VP thread view</w:t>
+      </w:r>
+    </w:p>
+    <w:p>
+      <w:pPr>
+        <w:spacing w:after="120" w:before="120"/>
+      </w:pPr>
+      <w:r>
+        <w:rPr>
+          <w:b/>
+          <w:bCs/>
+          <w:sz w:val="20"/>
+          <w:szCs w:val="20"/>
+        </w:rPr>
+        <w:t xml:space="preserve">Catalyst: </w:t>
+      </w:r>
+      <w:r>
+        <w:rPr>
+          <w:sz w:val="20"/>
+          <w:szCs w:val="20"/>
+        </w:rPr>
+        <w:t xml:space="preserve">MIGM (~Rs 3,500 Cr, ~70% Apollo share) and QRSAM purchase orders expected by end-FY27, plus the first consolidated quarter showing Premier Explosives integration</w:t>
+      </w:r>
+      <w:r>
+        <w:rPr>
+          <w:color w:val="666666"/>
+          <w:sz w:val="18"/>
+          <w:szCs w:val="18"/>
+        </w:rPr>
+        <w:t xml:space="preserve"> (window ~9M from 2026-09-08; dated; evidence med; pending)</w:t>
       </w:r>
     </w:p>
     <w:p>
@@ -314,7 +1967,7 @@
         <w:spacing w:after="120" w:before="280"/>
       </w:pPr>
       <w:r>
-        <w:t xml:space="preserve">BSE Corporate Actions / Other Red Flags</w:t>
+        <w:t xml:space="preserve">Ishmohit-Lens Checks (value chain · earnings quality · growth trajectory · management · quality metrics · track record · global-signal check)</w:t>
       </w:r>
     </w:p>
     <w:p>
@@ -322,7 +1975,719 @@
         <w:spacing w:after="120"/>
       </w:pPr>
       <w:r>
+        <w:rPr>
+          <w:i/>
+          <w:iCs/>
+          <w:color w:val="666666"/>
+          <w:sz w:val="18"/>
+          <w:szCs w:val="18"/>
+        </w:rPr>
+        <w:t xml:space="preserve">Extra checks drawn from @ishmohit1 / SOIC methodology (playbook/ishmohit-soic-style.md): where the company sits in its value chain and what the supply side is doing, whether a margin/PAT inflection is structural or a cyclical peak, the rate-of-change of growth vs. what the multiple demands, and management quality as a positive attribute.</w:t>
+      </w:r>
+    </w:p>
+    <w:p>
+      <w:pPr>
+        <w:spacing w:after="120"/>
+      </w:pPr>
+      <w:r>
+        <w:rPr>
+          <w:b/>
+          <w:bCs/>
+          <w:sz w:val="20"/>
+          <w:szCs w:val="20"/>
+        </w:rPr>
+        <w:t xml:space="preserve">Value chain &amp; supply side:</w:t>
+      </w:r>
+    </w:p>
+    <w:tbl>
+      <w:tblPr>
+        <w:tblW w:type="dxa" w:w="9000"/>
+        <w:tblBorders>
+          <w:top w:val="single" w:color="auto" w:sz="4"/>
+          <w:left w:val="single" w:color="auto" w:sz="4"/>
+          <w:bottom w:val="single" w:color="auto" w:sz="4"/>
+          <w:right w:val="single" w:color="auto" w:sz="4"/>
+          <w:insideH w:val="single" w:color="auto" w:sz="4"/>
+          <w:insideV w:val="single" w:color="auto" w:sz="4"/>
+        </w:tblBorders>
+      </w:tblPr>
+      <w:tblGrid>
+        <w:gridCol w:w="3200"/>
+        <w:gridCol w:w="5800"/>
+      </w:tblGrid>
+      <w:tr>
+        <w:tc>
+          <w:tcPr>
+            <w:tcW w:type="dxa" w:w="3200"/>
+            <w:shd w:fill="F2F2F2" w:val="clear"/>
+          </w:tcPr>
+          <w:p>
+            <w:r>
+              <w:rPr>
+                <w:b/>
+                <w:bCs/>
+              </w:rPr>
+              <w:t xml:space="preserve">Theme</w:t>
+            </w:r>
+          </w:p>
+        </w:tc>
+        <w:tc>
+          <w:tcPr>
+            <w:tcW w:type="dxa" w:w="5800"/>
+          </w:tcPr>
+          <w:p>
+            <w:r>
+              <w:t xml:space="preserve">defense indigenization -- missile &amp; guided-weapon electronics, mines, radar; backward integration into explosives/propellants</w:t>
+            </w:r>
+          </w:p>
+        </w:tc>
+      </w:tr>
+      <w:tr>
+        <w:tc>
+          <w:tcPr>
+            <w:tcW w:type="dxa" w:w="3200"/>
+            <w:shd w:fill="F2F2F2" w:val="clear"/>
+          </w:tcPr>
+          <w:p>
+            <w:r>
+              <w:rPr>
+                <w:b/>
+                <w:bCs/>
+              </w:rPr>
+              <w:t xml:space="preserve">This company's position</w:t>
+            </w:r>
+          </w:p>
+        </w:tc>
+        <w:tc>
+          <w:tcPr>
+            <w:tcW w:type="dxa" w:w="5800"/>
+          </w:tcPr>
+          <w:p>
+            <w:r>
+              <w:t xml:space="preserve">Tier-2/3 defense-electronics supplier moving to weapon-system OEM; acquiring 41% of Premier Explosives for propellant/explosive integration</w:t>
+            </w:r>
+          </w:p>
+        </w:tc>
+      </w:tr>
+      <w:tr>
+        <w:tc>
+          <w:tcPr>
+            <w:tcW w:type="dxa" w:w="3200"/>
+            <w:shd w:fill="F2F2F2" w:val="clear"/>
+          </w:tcPr>
+          <w:p>
+            <w:r>
+              <w:rPr>
+                <w:b/>
+                <w:bCs/>
+              </w:rPr>
+              <w:t xml:space="preserve">Bottleneck node (pricing power)</w:t>
+            </w:r>
+          </w:p>
+        </w:tc>
+        <w:tc>
+          <w:tcPr>
+            <w:tcW w:type="dxa" w:w="5800"/>
+          </w:tcPr>
+          <w:p>
+            <w:r>
+              <w:t xml:space="preserve">government PO timing on large programmes; working-capital funding</w:t>
+            </w:r>
+          </w:p>
+        </w:tc>
+      </w:tr>
+      <w:tr>
+        <w:tc>
+          <w:tcPr>
+            <w:tcW w:type="dxa" w:w="3200"/>
+            <w:shd w:fill="F2F2F2" w:val="clear"/>
+          </w:tcPr>
+          <w:p>
+            <w:r>
+              <w:rPr>
+                <w:b/>
+                <w:bCs/>
+              </w:rPr>
+              <w:t xml:space="preserve">Supply-side status</w:t>
+            </w:r>
+          </w:p>
+        </w:tc>
+        <w:tc>
+          <w:tcPr>
+            <w:tcW w:type="dxa" w:w="5800"/>
+          </w:tcPr>
+          <w:p>
+            <w:r>
+              <w:t xml:space="preserve">consolidating</w:t>
+            </w:r>
+          </w:p>
+        </w:tc>
+      </w:tr>
+      <w:tr>
+        <w:tc>
+          <w:tcPr>
+            <w:tcW w:type="dxa" w:w="3200"/>
+            <w:shd w:fill="F2F2F2" w:val="clear"/>
+          </w:tcPr>
+          <w:p>
+            <w:r>
+              <w:rPr>
+                <w:b/>
+                <w:bCs/>
+              </w:rPr>
+              <w:t xml:space="preserve">Adjacent-node peers</w:t>
+            </w:r>
+          </w:p>
+        </w:tc>
+        <w:tc>
+          <w:tcPr>
+            <w:tcW w:type="dxa" w:w="5800"/>
+          </w:tcPr>
+          <w:p>
+            <w:r>
+              <w:t xml:space="preserve">Bharat Electronics (BEL), Bharat Dynamics (BDL), Solar Industries, Data Patterns, Astra Microwave</w:t>
+            </w:r>
+          </w:p>
+        </w:tc>
+      </w:tr>
+    </w:tbl>
+    <w:p>
+      <w:pPr>
+        <w:spacing w:after="120"/>
+      </w:pPr>
+      <w:r>
+        <w:rPr>
+          <w:color w:val="666666"/>
+          <w:sz w:val="18"/>
+          <w:szCs w:val="18"/>
+        </w:rPr>
+        <w:t xml:space="preserve">The private defense-electronics base is consolidating around a few integrators, and explosives supply is structurally tight (post-conflict stockpile rebuilding) -- both favourable. Apollo's edge is indigenization content and program qualification, not a structural moat; it still competes with far larger PSUs and Solar Industries.</w:t>
+      </w:r>
+    </w:p>
+    <w:p>
+      <w:pPr>
+        <w:spacing w:after="60" w:before="120"/>
+      </w:pPr>
+      <w:r>
+        <w:rPr>
+          <w:b/>
+          <w:bCs/>
+          <w:sz w:val="20"/>
+          <w:szCs w:val="20"/>
+        </w:rPr>
+        <w:t xml:space="preserve">Earnings quality: </w:t>
+      </w:r>
+      <w:r>
+        <w:rPr>
+          <w:sz w:val="20"/>
+          <w:szCs w:val="20"/>
+        </w:rPr>
+        <w:t xml:space="preserve">margin driver structural</w:t>
+      </w:r>
+      <w:r>
+        <w:rPr>
+          <w:b/>
+          <w:bCs/>
+          <w:color w:val="A32020"/>
+          <w:sz w:val="20"/>
+          <w:szCs w:val="20"/>
+        </w:rPr>
         <w:t xml:space="preserve"/>
+      </w:r>
+    </w:p>
+    <w:p>
+      <w:pPr>
+        <w:spacing w:after="120"/>
+      </w:pPr>
+      <w:r>
+        <w:rPr>
+          <w:color w:val="666666"/>
+          <w:sz w:val="18"/>
+          <w:szCs w:val="18"/>
+        </w:rPr>
+        <w:t xml:space="preserve">Drivers: OEM / system-integration value-add vs component supply; indigenization content and program mix; scale on a growing order book.</w:t>
+      </w:r>
+    </w:p>
+    <w:p>
+      <w:pPr>
+        <w:spacing w:after="120"/>
+      </w:pPr>
+      <w:r>
+        <w:rPr>
+          <w:color w:val="666666"/>
+          <w:sz w:val="18"/>
+          <w:szCs w:val="18"/>
+        </w:rPr>
+        <w:t xml:space="preserve">Standalone EBITDA margin has been stable at ~22-24% and is structural for a defense weapon-system OEM. The forward risk is dilution from consolidating lower-margin Premier Explosives (which posted a -28% revenue quarter), not a peak in the core margin.</w:t>
+      </w:r>
+    </w:p>
+    <w:p>
+      <w:pPr>
+        <w:spacing w:after="60" w:before="120"/>
+      </w:pPr>
+      <w:r>
+        <w:rPr>
+          <w:b/>
+          <w:bCs/>
+          <w:sz w:val="20"/>
+          <w:szCs w:val="20"/>
+        </w:rPr>
+        <w:t xml:space="preserve">Growth trajectory: </w:t>
+      </w:r>
+      <w:r>
+        <w:rPr>
+          <w:b w:val="false"/>
+          <w:bCs w:val="false"/>
+          <w:sz w:val="20"/>
+          <w:szCs w:val="20"/>
+        </w:rPr>
+        <w:t xml:space="preserve">YoY growth rate is accelerating</w:t>
+      </w:r>
+    </w:p>
+    <w:p>
+      <w:pPr>
+        <w:spacing w:after="120"/>
+      </w:pPr>
+      <w:r>
+        <w:rPr>
+          <w:color w:val="666666"/>
+          <w:sz w:val="18"/>
+          <w:szCs w:val="18"/>
+        </w:rPr>
+        <w:t xml:space="preserve">revenue YoY: FY24 +25%, FY25 +51%, FY26 +61%, Q1 FY27 +88%. PAT YoY: FY24 +63%, FY25 +81%, FY26 +91%, Q1 FY27 +43%. Genuine acceleration, though lumpy on PO timing.</w:t>
+      </w:r>
+    </w:p>
+    <w:p>
+      <w:pPr>
+        <w:spacing w:after="120"/>
+      </w:pPr>
+      <w:r>
+        <w:rPr>
+          <w:color w:val="666666"/>
+          <w:sz w:val="18"/>
+          <w:szCs w:val="18"/>
+        </w:rPr>
+        <w:t xml:space="preserve">Reverse P/E: even 88% recent growth does not close the gap: ~128x trailing needs many years of 50%+ compounding plus a premium exit multiple; the rate of change is strong but the starting multiple is extreme.</w:t>
+      </w:r>
+    </w:p>
+    <w:p>
+      <w:pPr>
+        <w:spacing w:after="120"/>
+      </w:pPr>
+      <w:r>
+        <w:rPr>
+          <w:b/>
+          <w:bCs/>
+          <w:sz w:val="20"/>
+          <w:szCs w:val="20"/>
+        </w:rPr>
+        <w:t xml:space="preserve">Management quality (TVGP's "P"):</w:t>
+      </w:r>
+    </w:p>
+    <w:tbl>
+      <w:tblPr>
+        <w:tblW w:type="dxa" w:w="9000"/>
+        <w:tblBorders>
+          <w:top w:val="single" w:color="auto" w:sz="4"/>
+          <w:left w:val="single" w:color="auto" w:sz="4"/>
+          <w:bottom w:val="single" w:color="auto" w:sz="4"/>
+          <w:right w:val="single" w:color="auto" w:sz="4"/>
+          <w:insideH w:val="single" w:color="auto" w:sz="4"/>
+          <w:insideV w:val="single" w:color="auto" w:sz="4"/>
+        </w:tblBorders>
+      </w:tblPr>
+      <w:tblGrid>
+        <w:gridCol w:w="3200"/>
+        <w:gridCol w:w="5800"/>
+      </w:tblGrid>
+      <w:tr>
+        <w:tc>
+          <w:tcPr>
+            <w:tcW w:type="dxa" w:w="3200"/>
+            <w:shd w:fill="F2F2F2" w:val="clear"/>
+          </w:tcPr>
+          <w:p>
+            <w:r>
+              <w:rPr>
+                <w:b/>
+                <w:bCs/>
+              </w:rPr>
+              <w:t xml:space="preserve">Assessment</w:t>
+            </w:r>
+          </w:p>
+        </w:tc>
+        <w:tc>
+          <w:tcPr>
+            <w:tcW w:type="dxa" w:w="5800"/>
+          </w:tcPr>
+          <w:p>
+            <w:r>
+              <w:t xml:space="preserve">neutral</w:t>
+            </w:r>
+          </w:p>
+        </w:tc>
+      </w:tr>
+      <w:tr>
+        <w:tc>
+          <w:tcPr>
+            <w:tcW w:type="dxa" w:w="3200"/>
+            <w:shd w:fill="F2F2F2" w:val="clear"/>
+          </w:tcPr>
+          <w:p>
+            <w:r>
+              <w:rPr>
+                <w:b/>
+                <w:bCs/>
+              </w:rPr>
+              <w:t xml:space="preserve">Capital allocation</w:t>
+            </w:r>
+          </w:p>
+        </w:tc>
+        <w:tc>
+          <w:tcPr>
+            <w:tcW w:type="dxa" w:w="5800"/>
+          </w:tcPr>
+          <w:p>
+            <w:r>
+              <w:t xml:space="preserve">Standalone reinvestment has grown revenue ~3x in three years but at negative operating cash flow (-Rs 130 Cr FY26) and rising debt, with ROCE stuck ~14.5%. This year's dominant decision is the Rs 1,550 Cr all-cash Premier Explosives stake (+ open offer), a new vertical funded by a large raise, with integration unproven and the target just off a -28% revenue quarter. Promoter holding 49.98% with 30.5% pledged. (unclear)</w:t>
+            </w:r>
+          </w:p>
+        </w:tc>
+      </w:tr>
+      <w:tr>
+        <w:tc>
+          <w:tcPr>
+            <w:tcW w:type="dxa" w:w="3200"/>
+            <w:shd w:fill="F2F2F2" w:val="clear"/>
+          </w:tcPr>
+          <w:p>
+            <w:r>
+              <w:rPr>
+                <w:b/>
+                <w:bCs/>
+              </w:rPr>
+              <w:t xml:space="preserve">Related-party trend</w:t>
+            </w:r>
+          </w:p>
+        </w:tc>
+        <w:tc>
+          <w:tcPr>
+            <w:tcW w:type="dxa" w:w="5800"/>
+          </w:tcPr>
+          <w:p>
+            <w:r>
+              <w:t xml:space="preserve">unclear</w:t>
+            </w:r>
+          </w:p>
+        </w:tc>
+      </w:tr>
+      <w:tr>
+        <w:tc>
+          <w:tcPr>
+            <w:tcW w:type="dxa" w:w="3200"/>
+            <w:shd w:fill="F2F2F2" w:val="clear"/>
+          </w:tcPr>
+          <w:p>
+            <w:r>
+              <w:rPr>
+                <w:b/>
+                <w:bCs/>
+              </w:rPr>
+              <w:t xml:space="preserve">Guidance credibility</w:t>
+            </w:r>
+          </w:p>
+        </w:tc>
+        <w:tc>
+          <w:tcPr>
+            <w:tcW w:type="dxa" w:w="5800"/>
+          </w:tcPr>
+          <w:p>
+            <w:r>
+              <w:t xml:space="preserve">reliable</w:t>
+            </w:r>
+          </w:p>
+        </w:tc>
+      </w:tr>
+      <w:tr>
+        <w:tc>
+          <w:tcPr>
+            <w:tcW w:type="dxa" w:w="3200"/>
+            <w:shd w:fill="F2F2F2" w:val="clear"/>
+          </w:tcPr>
+          <w:p>
+            <w:r>
+              <w:rPr>
+                <w:b/>
+                <w:bCs/>
+              </w:rPr>
+              <w:t xml:space="preserve">Shareholder returns</w:t>
+            </w:r>
+          </w:p>
+        </w:tc>
+        <w:tc>
+          <w:tcPr>
+            <w:tcW w:type="dxa" w:w="5800"/>
+          </w:tcPr>
+          <w:p>
+            <w:r>
+              <w:t xml:space="preserve">none</w:t>
+            </w:r>
+          </w:p>
+        </w:tc>
+      </w:tr>
+      <w:tr>
+        <w:tc>
+          <w:tcPr>
+            <w:tcW w:type="dxa" w:w="3200"/>
+            <w:shd w:fill="F2F2F2" w:val="clear"/>
+          </w:tcPr>
+          <w:p>
+            <w:r>
+              <w:rPr>
+                <w:b/>
+                <w:bCs/>
+              </w:rPr>
+              <w:t xml:space="preserve">Capability ladder / VAP</w:t>
+            </w:r>
+          </w:p>
+        </w:tc>
+        <w:tc>
+          <w:tcPr>
+            <w:tcW w:type="dxa" w:w="5800"/>
+          </w:tcPr>
+          <w:p>
+            <w:r>
+              <w:t xml:space="preserve">Moving from sub-system/component supply to full weapon-system OEM (missiles, mines, radar) and now backward into explosives/propellants via Premier Explosives</w:t>
+            </w:r>
+          </w:p>
+        </w:tc>
+      </w:tr>
+    </w:tbl>
+    <w:p>
+      <w:pPr>
+        <w:spacing w:after="120"/>
+      </w:pPr>
+      <w:r>
+        <w:rPr>
+          <w:b/>
+          <w:bCs/>
+          <w:sz w:val="20"/>
+          <w:szCs w:val="20"/>
+        </w:rPr>
+        <w:t xml:space="preserve">Quality metrics (ROCE · debt · FCF · margin · capex):</w:t>
+      </w:r>
+    </w:p>
+    <w:tbl>
+      <w:tblPr>
+        <w:tblW w:type="dxa" w:w="9000"/>
+        <w:tblBorders>
+          <w:top w:val="single" w:color="auto" w:sz="4"/>
+          <w:left w:val="single" w:color="auto" w:sz="4"/>
+          <w:bottom w:val="single" w:color="auto" w:sz="4"/>
+          <w:right w:val="single" w:color="auto" w:sz="4"/>
+          <w:insideH w:val="single" w:color="auto" w:sz="4"/>
+          <w:insideV w:val="single" w:color="auto" w:sz="4"/>
+        </w:tblBorders>
+      </w:tblPr>
+      <w:tblGrid>
+        <w:gridCol w:w="3200"/>
+        <w:gridCol w:w="5800"/>
+      </w:tblGrid>
+      <w:tr>
+        <w:tc>
+          <w:tcPr>
+            <w:tcW w:type="dxa" w:w="3200"/>
+            <w:shd w:fill="F2F2F2" w:val="clear"/>
+          </w:tcPr>
+          <w:p>
+            <w:r>
+              <w:rPr>
+                <w:b/>
+                <w:bCs/>
+              </w:rPr>
+              <w:t xml:space="preserve">Assessment</w:t>
+            </w:r>
+          </w:p>
+        </w:tc>
+        <w:tc>
+          <w:tcPr>
+            <w:tcW w:type="dxa" w:w="5800"/>
+          </w:tcPr>
+          <w:p>
+            <w:r>
+              <w:t xml:space="preserve">concern</w:t>
+            </w:r>
+          </w:p>
+        </w:tc>
+      </w:tr>
+      <w:tr>
+        <w:tc>
+          <w:tcPr>
+            <w:tcW w:type="dxa" w:w="3200"/>
+            <w:shd w:fill="F2F2F2" w:val="clear"/>
+          </w:tcPr>
+          <w:p>
+            <w:r>
+              <w:rPr>
+                <w:b/>
+                <w:bCs/>
+              </w:rPr>
+              <w:t xml:space="preserve">ROCE</w:t>
+            </w:r>
+          </w:p>
+        </w:tc>
+        <w:tc>
+          <w:tcPr>
+            <w:tcW w:type="dxa" w:w="5800"/>
+          </w:tcPr>
+          <w:p>
+            <w:r>
+              <w:t xml:space="preserve">14.5% (stable)</w:t>
+            </w:r>
+          </w:p>
+        </w:tc>
+      </w:tr>
+      <w:tr>
+        <w:tc>
+          <w:tcPr>
+            <w:tcW w:type="dxa" w:w="3200"/>
+            <w:shd w:fill="F2F2F2" w:val="clear"/>
+          </w:tcPr>
+          <w:p>
+            <w:r>
+              <w:rPr>
+                <w:b/>
+                <w:bCs/>
+              </w:rPr>
+              <w:t xml:space="preserve">Leverage</w:t>
+            </w:r>
+          </w:p>
+        </w:tc>
+        <w:tc>
+          <w:tcPr>
+            <w:tcW w:type="dxa" w:w="5800"/>
+          </w:tcPr>
+          <w:p>
+            <w:r>
+              <w:t xml:space="preserve">Net debt/EBITDA 1x</w:t>
+            </w:r>
+          </w:p>
+        </w:tc>
+      </w:tr>
+      <w:tr>
+        <w:tc>
+          <w:tcPr>
+            <w:tcW w:type="dxa" w:w="3200"/>
+            <w:shd w:fill="F2F2F2" w:val="clear"/>
+          </w:tcPr>
+          <w:p>
+            <w:r>
+              <w:rPr>
+                <w:b/>
+                <w:bCs/>
+              </w:rPr>
+              <w:t xml:space="preserve">FCF conversion</w:t>
+            </w:r>
+          </w:p>
+        </w:tc>
+        <w:tc>
+          <w:tcPr>
+            <w:tcW w:type="dxa" w:w="5800"/>
+          </w:tcPr>
+          <w:p>
+            <w:r>
+              <w:t xml:space="preserve">-70%</w:t>
+            </w:r>
+          </w:p>
+        </w:tc>
+      </w:tr>
+      <w:tr>
+        <w:tc>
+          <w:tcPr>
+            <w:tcW w:type="dxa" w:w="3200"/>
+            <w:shd w:fill="F2F2F2" w:val="clear"/>
+          </w:tcPr>
+          <w:p>
+            <w:r>
+              <w:rPr>
+                <w:b/>
+                <w:bCs/>
+              </w:rPr>
+              <w:t xml:space="preserve">Margin trend</w:t>
+            </w:r>
+          </w:p>
+        </w:tc>
+        <w:tc>
+          <w:tcPr>
+            <w:tcW w:type="dxa" w:w="5800"/>
+          </w:tcPr>
+          <w:p>
+            <w:r>
+              <w:t xml:space="preserve">stable</w:t>
+            </w:r>
+          </w:p>
+        </w:tc>
+      </w:tr>
+      <w:tr>
+        <w:tc>
+          <w:tcPr>
+            <w:tcW w:type="dxa" w:w="3200"/>
+            <w:shd w:fill="F2F2F2" w:val="clear"/>
+          </w:tcPr>
+          <w:p>
+            <w:r>
+              <w:rPr>
+                <w:b/>
+                <w:bCs/>
+              </w:rPr>
+              <w:t xml:space="preserve">Capex efficiency</w:t>
+            </w:r>
+          </w:p>
+        </w:tc>
+        <w:tc>
+          <w:tcPr>
+            <w:tcW w:type="dxa" w:w="5800"/>
+          </w:tcPr>
+          <w:p>
+            <w:r>
+              <w:t xml:space="preserve">neutral</w:t>
+            </w:r>
+          </w:p>
+        </w:tc>
+      </w:tr>
+    </w:tbl>
+    <w:p>
+      <w:pPr>
+        <w:spacing w:after="60" w:before="120"/>
+      </w:pPr>
+      <w:r>
+        <w:rPr>
+          <w:b/>
+          <w:bCs/>
+          <w:sz w:val="20"/>
+          <w:szCs w:val="20"/>
+        </w:rPr>
+        <w:t xml:space="preserve">Track record (Coffee Can persistence check): </w:t>
+      </w:r>
+      <w:r>
+        <w:rPr>
+          <w:sz w:val="20"/>
+          <w:szCs w:val="20"/>
+        </w:rPr>
+        <w:t xml:space="preserve">cleared revenue growth ≥10% AND ROCE ≥15% in 1 of the last 3 years (consistency_score 33)</w:t>
+      </w:r>
+    </w:p>
+    <w:p>
+      <w:pPr>
+        <w:spacing w:after="120"/>
+      </w:pPr>
+      <w:r>
+        <w:rPr>
+          <w:color w:val="666666"/>
+          <w:sz w:val="18"/>
+          <w:szCs w:val="18"/>
+        </w:rPr>
+        <w:t xml:space="preserve">FY24-FY26 verifiable from the same filings. FY24: revenue +25% but ROCE ~13-14% -&gt; not cleared. FY25: revenue +51% but ROCE ~14-15% -&gt; not cleared (just under the bar). FY26: revenue +61% and ROCE ~15-16% on the year -&gt; cleared. Revenue growth clears every year, but working-capital intensity keeps ROCE around the 15% line -- 1 of 3 years cleared both tests.</w:t>
       </w:r>
     </w:p>
     <w:p>
@@ -331,33 +2696,15 @@
         <w:spacing w:after="120" w:before="280"/>
       </w:pPr>
       <w:r>
-        <w:t xml:space="preserve">Bull Case</w:t>
-      </w:r>
-    </w:p>
-    <w:p>
-      <w:pPr>
-        <w:pStyle w:val="ListParagraph"/>
-        <w:numPr>
-          <w:ilvl w:val="0"/>
-          <w:numId w:val="1"/>
-        </w:numPr>
-        <w:spacing w:after="60"/>
-      </w:pPr>
-      <w:r>
-        <w:t xml:space="preserve">Strategic acquisition of 41%+ stake in Premier Explosives funded by a large capital raise, diversifying into a structurally supply-constrained defense-adjacent input</w:t>
-      </w:r>
-    </w:p>
-    <w:p>
-      <w:pPr>
-        <w:pStyle w:val="ListParagraph"/>
-        <w:numPr>
-          <w:ilvl w:val="0"/>
-          <w:numId w:val="1"/>
-        </w:numPr>
-        <w:spacing w:after="60"/>
-      </w:pPr>
-      <w:r>
-        <w:t xml:space="preserve">Large, specific order pipeline (MIGM ~Rs 3,500 Cr, Moored Mines, QRSAM/PINAKA) with near-term PO/production milestones</w:t>
+        <w:t xml:space="preserve">Technical Read (Weekly / Monthly MACD + Bollinger Bands, or RSI/CCI/Williams %R proxy)</w:t>
+      </w:r>
+    </w:p>
+    <w:p>
+      <w:pPr>
+        <w:spacing w:after="120"/>
+      </w:pPr>
+      <w:r>
+        <w:t xml:space="preserve">Not pulled -- fundamentals and order-book visibility were the primary signal.</w:t>
       </w:r>
     </w:p>
     <w:p>
@@ -366,33 +2713,36 @@
         <w:spacing w:after="120" w:before="280"/>
       </w:pPr>
       <w:r>
-        <w:t xml:space="preserve">Bear Case / Key Risks</w:t>
-      </w:r>
-    </w:p>
-    <w:p>
-      <w:pPr>
-        <w:pStyle w:val="ListParagraph"/>
-        <w:numPr>
-          <w:ilvl w:val="0"/>
-          <w:numId w:val="1"/>
-        </w:numPr>
-        <w:spacing w:after="60"/>
-      </w:pPr>
-      <w:r>
-        <w:t xml:space="preserve">High promoter pledge remains an unresolved overhang flagged by community members as a valuation risk</w:t>
-      </w:r>
-    </w:p>
-    <w:p>
-      <w:pPr>
-        <w:pStyle w:val="ListParagraph"/>
-        <w:numPr>
-          <w:ilvl w:val="0"/>
-          <w:numId w:val="1"/>
-        </w:numPr>
-        <w:spacing w:after="60"/>
-      </w:pPr>
-      <w:r>
-        <w:t xml:space="preserve">Large, recent capital deployment into an acquisition carries integration/execution risk before synergies are proven</w:t>
+        <w:t xml:space="preserve">ValuePickr Community Signal</w:t>
+      </w:r>
+    </w:p>
+    <w:p>
+      <w:pPr>
+        <w:spacing w:after="120"/>
+      </w:pPr>
+      <w:r>
+        <w:t xml:space="preserve">Read all 34 posts in the thread (2024-11 to 2026-08). Discussion centers on: (1) the Premier Explosives acquisition and open offer, (2) a large order pipeline -- MIGM (~Rs 3,500 Cr, PO expected Dec'26/Jan'27, 70% share to Apollo), Moored Mines (AoN received, entering production), QRSAM/PINAKA -- and (3) a persistent high-promoter-pledge overhang flagged as a valuation risk by more than one poster.</w:t>
+      </w:r>
+    </w:p>
+    <w:p>
+      <w:pPr>
+        <w:spacing w:after="120"/>
+      </w:pPr>
+      <w:r>
+        <w:rPr>
+          <w:b/>
+          <w:bCs/>
+          <w:sz w:val="20"/>
+          <w:szCs w:val="20"/>
+        </w:rPr>
+        <w:t xml:space="preserve">High-conviction call from a top contributor: </w:t>
+      </w:r>
+      <w:r>
+        <w:rPr>
+          <w:sz w:val="20"/>
+          <w:szCs w:val="20"/>
+        </w:rPr>
+        <w:t xml:space="preserve">karanshah137 (trusted, elevated) posted factual details on the Premier Explosives open offer structure; no explicit conviction call. Community discussion (non-trusted) is detailed and specific on order-book visibility and the acquisition's strategic logic (backward integration into explosives, a structurally supply-constrained input for defense/mining).</w:t>
       </w:r>
     </w:p>
     <w:p>
@@ -401,6 +2751,184 @@
         <w:spacing w:after="120" w:before="280"/>
       </w:pPr>
       <w:r>
+        <w:t xml:space="preserve">BSE Corporate Actions / Other Red Flags</w:t>
+      </w:r>
+    </w:p>
+    <w:p>
+      <w:pPr>
+        <w:spacing w:after="120"/>
+      </w:pPr>
+      <w:r>
+        <w:t xml:space="preserve"/>
+      </w:r>
+    </w:p>
+    <w:p>
+      <w:pPr>
+        <w:pStyle w:val="Heading1"/>
+        <w:spacing w:after="120" w:before="280"/>
+      </w:pPr>
+      <w:r>
+        <w:t xml:space="preserve">Bull Case</w:t>
+      </w:r>
+    </w:p>
+    <w:p>
+      <w:pPr>
+        <w:pStyle w:val="ListParagraph"/>
+        <w:numPr>
+          <w:ilvl w:val="0"/>
+          <w:numId w:val="1"/>
+        </w:numPr>
+        <w:spacing w:after="60"/>
+      </w:pPr>
+      <w:r>
+        <w:t xml:space="preserve">Strong, sustained execution: revenue ~45% CAGR FY23-26 to Rs 904 Cr, PAT Rs 19 -&gt; 107 Cr, EBITDA margin stable ~22-24%, Q1 FY27 revenue +88%</w:t>
+      </w:r>
+    </w:p>
+    <w:p>
+      <w:pPr>
+        <w:pStyle w:val="ListParagraph"/>
+        <w:numPr>
+          <w:ilvl w:val="0"/>
+          <w:numId w:val="1"/>
+        </w:numPr>
+        <w:spacing w:after="60"/>
+      </w:pPr>
+      <w:r>
+        <w:t xml:space="preserve">Large, specific order pipeline: Rs 1,704 Cr backlog plus Rs 2,500-3,000 Cr expected from MIGM/QRSAM by FY27-end; MIGM ~Rs 3,500 Cr with ~70% Apollo share, PO expected Dec-26/Jan-27</w:t>
+      </w:r>
+    </w:p>
+    <w:p>
+      <w:pPr>
+        <w:pStyle w:val="ListParagraph"/>
+        <w:numPr>
+          <w:ilvl w:val="0"/>
+          <w:numId w:val="1"/>
+        </w:numPr>
+        <w:spacing w:after="60"/>
+      </w:pPr>
+      <w:r>
+        <w:t xml:space="preserve">Premier Explosives acquisition (41.33% for Rs 1,550 Cr, all-cash) integrates the missile/guided-weapon value chain into a structurally supply-constrained input</w:t>
+      </w:r>
+    </w:p>
+    <w:p>
+      <w:pPr>
+        <w:pStyle w:val="ListParagraph"/>
+        <w:numPr>
+          <w:ilvl w:val="0"/>
+          <w:numId w:val="1"/>
+        </w:numPr>
+        <w:spacing w:after="60"/>
+      </w:pPr>
+      <w:r>
+        <w:t xml:space="preserve">Structural defense-indigenization tailwind; management reaffirmed 40-45% FY27 revenue growth guidance</w:t>
+      </w:r>
+    </w:p>
+    <w:p>
+      <w:pPr>
+        <w:pStyle w:val="ListParagraph"/>
+        <w:numPr>
+          <w:ilvl w:val="0"/>
+          <w:numId w:val="1"/>
+        </w:numPr>
+        <w:spacing w:after="60"/>
+      </w:pPr>
+      <w:r>
+        <w:t xml:space="preserve">Transition from component supplier to weapon-system OEM lifts value-add per program</w:t>
+      </w:r>
+    </w:p>
+    <w:p>
+      <w:pPr>
+        <w:pStyle w:val="Heading1"/>
+        <w:spacing w:after="120" w:before="280"/>
+      </w:pPr>
+      <w:r>
+        <w:t xml:space="preserve">Bear Case / Key Risks</w:t>
+      </w:r>
+    </w:p>
+    <w:p>
+      <w:pPr>
+        <w:pStyle w:val="ListParagraph"/>
+        <w:numPr>
+          <w:ilvl w:val="0"/>
+          <w:numId w:val="1"/>
+        </w:numPr>
+        <w:spacing w:after="60"/>
+      </w:pPr>
+      <w:r>
+        <w:t xml:space="preserve">Valuation is extreme: ~128x earnings and ~11x book -- even 40-50% growth for several years plus margin hold leaves the stock expensive; market_expectation gap_direction over-optimistic</w:t>
+      </w:r>
+    </w:p>
+    <w:p>
+      <w:pPr>
+        <w:pStyle w:val="ListParagraph"/>
+        <w:numPr>
+          <w:ilvl w:val="0"/>
+          <w:numId w:val="1"/>
+        </w:numPr>
+        <w:spacing w:after="60"/>
+      </w:pPr>
+      <w:r>
+        <w:t xml:space="preserve">Promoter holding only 49.98% with 30.5% of it pledged -- an unresolved overhang flagged repeatedly by the community</w:t>
+      </w:r>
+    </w:p>
+    <w:p>
+      <w:pPr>
+        <w:pStyle w:val="ListParagraph"/>
+        <w:numPr>
+          <w:ilvl w:val="0"/>
+          <w:numId w:val="1"/>
+        </w:numPr>
+        <w:spacing w:after="60"/>
+      </w:pPr>
+      <w:r>
+        <w:t xml:space="preserve">Operating cash flow negative (-Rs 76 Cr FY24, -Rs 130 Cr FY26) and ROCE stuck at ~14.5% -- the growth is working-capital-hungry and not yet translating into returns above cost of capital</w:t>
+      </w:r>
+    </w:p>
+    <w:p>
+      <w:pPr>
+        <w:pStyle w:val="ListParagraph"/>
+        <w:numPr>
+          <w:ilvl w:val="0"/>
+          <w:numId w:val="1"/>
+        </w:numPr>
+        <w:spacing w:after="60"/>
+      </w:pPr>
+      <w:r>
+        <w:t xml:space="preserve">Premier Explosives posted a -28% revenue quarter (Rs 102.6 Cr) and is lower-margin -- the acquisition dilutes consolidated margins and adds integration/execution risk before synergies show</w:t>
+      </w:r>
+    </w:p>
+    <w:p>
+      <w:pPr>
+        <w:pStyle w:val="ListParagraph"/>
+        <w:numPr>
+          <w:ilvl w:val="0"/>
+          <w:numId w:val="1"/>
+        </w:numPr>
+        <w:spacing w:after="60"/>
+      </w:pPr>
+      <w:r>
+        <w:t xml:space="preserve">Large capital deployment (Rs 1,550 Cr stake + open offer) into a new vertical, funded by a big raise, ahead of proof</w:t>
+      </w:r>
+    </w:p>
+    <w:p>
+      <w:pPr>
+        <w:pStyle w:val="ListParagraph"/>
+        <w:numPr>
+          <w:ilvl w:val="0"/>
+          <w:numId w:val="1"/>
+        </w:numPr>
+        <w:spacing w:after="60"/>
+      </w:pPr>
+      <w:r>
+        <w:t xml:space="preserve">Order-book conversion depends on PO timing for large government programs (MIGM/QRSAM), which can slip</w:t>
+      </w:r>
+    </w:p>
+    <w:p>
+      <w:pPr>
+        <w:pStyle w:val="Heading1"/>
+        <w:spacing w:after="120" w:before="280"/>
+      </w:pPr>
+      <w:r>
         <w:t xml:space="preserve">Market-Cap Tier (informational — not a gate in this project)</w:t>
       </w:r>
     </w:p>
@@ -413,7 +2941,7 @@
           <w:b/>
           <w:bCs/>
         </w:rPr>
-        <w:t xml:space="preserve">Mid-cap (~Rs 14,314 Cr)</w:t>
+        <w:t xml:space="preserve">Mid-cap (~Rs 15,531 Cr)</w:t>
       </w:r>
     </w:p>
     <w:p>
@@ -436,7 +2964,35 @@
           <w:sz w:val="24"/>
           <w:szCs w:val="24"/>
         </w:rPr>
-        <w:t xml:space="preserve">10x-in-2-3-years</w:t>
+        <w:t xml:space="preserve">neither</w:t>
+      </w:r>
+    </w:p>
+    <w:p>
+      <w:pPr>
+        <w:spacing w:after="120"/>
+      </w:pPr>
+      <w:r>
+        <w:rPr>
+          <w:color w:val="666666"/>
+          <w:sz w:val="20"/>
+          <w:szCs w:val="20"/>
+        </w:rPr>
+        <w:t xml:space="preserve">4-box gate — tailwind: yes · TAM: weak · moat: weak · valuation: no  (score 2 / 4)</w:t>
+      </w:r>
+    </w:p>
+    <w:p>
+      <w:pPr>
+        <w:spacing w:after="120"/>
+      </w:pPr>
+      <w:r>
+        <w:rPr>
+          <w:i/>
+          <w:iCs/>
+          <w:color w:val="666666"/>
+          <w:sz w:val="20"/>
+          <w:szCs w:val="20"/>
+        </w:rPr>
+        <w:t xml:space="preserve">Tailwind yes: defense indigenization + missile/guided-weapon programs + structurally tight explosives supply. Tam weak: already a ~Rs 15,500 Cr mid-cap; the order pipeline is a real runway off Rs 900 Cr revenue but a 10x needs a &gt;Rs 1.5 lakh Cr valuation. Moat weak: component-to-OEM transition with real qualification/indigenization content, but competes with BEL, BDL, Solar Industries, Data Patterns. Valuation no: ~128x earnings and ~11x book leave no room to pay -- the thesis is already fully priced and then some. Score 2.0 with valuation at 'no' -&gt; thesis_fit 'neither'.</w:t>
       </w:r>
     </w:p>
     <w:p>
@@ -459,33 +3015,72 @@
           <w:sz w:val="24"/>
           <w:szCs w:val="24"/>
         </w:rPr>
-        <w:t xml:space="preserve">Defense OEM diversifying into explosives via a large, funded acquisition with genuine order-book visibility</w:t>
-      </w:r>
-    </w:p>
-    <w:p>
-      <w:pPr>
-        <w:pStyle w:val="ListParagraph"/>
-        <w:numPr>
-          <w:ilvl w:val="0"/>
-          <w:numId w:val="1"/>
-        </w:numPr>
-        <w:spacing w:after="60"/>
-      </w:pPr>
-      <w:r>
-        <w:t xml:space="preserve">The acquisition and order pipeline are real, specific and community-verified (not vague guidance), but the company is already a Rs 14,000+ Cr mid-cap, so the catalyst needs to be sharp -- which it is</w:t>
-      </w:r>
-    </w:p>
-    <w:p>
-      <w:pPr>
-        <w:pStyle w:val="ListParagraph"/>
-        <w:numPr>
-          <w:ilvl w:val="0"/>
-          <w:numId w:val="1"/>
-        </w:numPr>
-        <w:spacing w:after="60"/>
-      </w:pPr>
-      <w:r>
-        <w:t xml:space="preserve">Conviction held to Medium given the promoter-pledge overhang and the fact the acquisition's synergies are not yet proven in results</w:t>
+        <w:t xml:space="preserve">Genuinely fast-growing defense OEM with a real order pipeline and a bold explosives acquisition -- but ~128x earnings, a 30.5% promoter pledge, negative operating cash flow and sub-15% ROCE make the return-magnitude case fail</w:t>
+      </w:r>
+    </w:p>
+    <w:p>
+      <w:pPr>
+        <w:pStyle w:val="ListParagraph"/>
+        <w:numPr>
+          <w:ilvl w:val="0"/>
+          <w:numId w:val="1"/>
+        </w:numPr>
+        <w:spacing w:after="60"/>
+      </w:pPr>
+      <w:r>
+        <w:t xml:space="preserve">The order pipeline and the Premier Explosives acquisition are real, specific and community-verified, and execution has been strong (revenue ~45% CAGR, 88% in Q1 FY27) -- this is not vague guidance</w:t>
+      </w:r>
+    </w:p>
+    <w:p>
+      <w:pPr>
+        <w:pStyle w:val="ListParagraph"/>
+        <w:numPr>
+          <w:ilvl w:val="0"/>
+          <w:numId w:val="1"/>
+        </w:numPr>
+        <w:spacing w:after="60"/>
+      </w:pPr>
+      <w:r>
+        <w:t xml:space="preserve">But four_box drops to 2.0 this pass: valuation moves to 'no' (~128x P/E, ~11x book -- no room to pay), tam and moat stay weak (Rs 15,500 Cr mid-cap; component-to-OEM transition with competition from BEL/BDL/Solar), only the defense/explosives tailwind is a clear 'yes'</w:t>
+      </w:r>
+    </w:p>
+    <w:p>
+      <w:pPr>
+        <w:pStyle w:val="ListParagraph"/>
+        <w:numPr>
+          <w:ilvl w:val="0"/>
+          <w:numId w:val="1"/>
+        </w:numPr>
+        <w:spacing w:after="60"/>
+      </w:pPr>
+      <w:r>
+        <w:t xml:space="preserve">Score 2.0 with the valuation box at 'no' -&gt; thesis_fit 'neither', no written exception qualifies (the exception requires valuation = yes or a large-cap named inflection)</w:t>
+      </w:r>
+    </w:p>
+    <w:p>
+      <w:pPr>
+        <w:pStyle w:val="ListParagraph"/>
+        <w:numPr>
+          <w:ilvl w:val="0"/>
+          <w:numId w:val="1"/>
+        </w:numPr>
+        <w:spacing w:after="60"/>
+      </w:pPr>
+      <w:r>
+        <w:t xml:space="preserve">New concerns this pass: operating cash flow -Rs 130 Cr FY26, ROCE stuck ~14.5%, promoter pledge 30.5% of a 49.98% holding, and Premier Explosives posted a -28% revenue quarter -- consolidation is margin-dilutive near term</w:t>
+      </w:r>
+    </w:p>
+    <w:p>
+      <w:pPr>
+        <w:pStyle w:val="ListParagraph"/>
+        <w:numPr>
+          <w:ilvl w:val="0"/>
+          <w:numId w:val="1"/>
+        </w:numPr>
+        <w:spacing w:after="60"/>
+      </w:pPr>
+      <w:r>
+        <w:t xml:space="preserve">Conviction cut Medium -&gt; Low-Medium; no red-flag tier (pledge is an overhang, not a promoter-holding collapse or SEBI action). Revisit once MIGM/QRSAM POs land, the pledge is reduced, and a consolidated quarter with Premier is visible</w:t>
       </w:r>
     </w:p>
     <w:p>
